--- a/PROJECT DOCUMENTATION Final.docx
+++ b/PROJECT DOCUMENTATION Final.docx
@@ -528,7 +528,7 @@
           <w:noProof/>
         </w:rPr>
         <w:drawing>
-          <wp:inline distT="0" distB="0" distL="0" distR="0" wp14:anchorId="5718602F" wp14:editId="0B669DDD">
+          <wp:inline distT="0" distB="0" distL="0" distR="0" wp14:anchorId="5718602F" wp14:editId="6DEE0879">
             <wp:extent cx="5731368" cy="1146020"/>
             <wp:effectExtent l="0" t="0" r="3175" b="0"/>
             <wp:docPr id="1129786526" name="Picture 19"/>
@@ -821,19 +821,7 @@
         <w:rPr>
           <w:lang w:val="en-ZA"/>
         </w:rPr>
-        <w:t xml:space="preserve">I declare that this </w:t>
-      </w:r>
-      <w:r>
-        <w:rPr>
-          <w:lang w:val="en-ZA"/>
-        </w:rPr>
-        <w:t>assignment</w:t>
-      </w:r>
-      <w:r>
-        <w:rPr>
-          <w:lang w:val="en-ZA"/>
-        </w:rPr>
-        <w:t xml:space="preserve"> is my own original work. Where other people’s work has been used (either from a printed source, internet or any other source), this has been properly acknowledged and referenced in accordance with the requirements as stated in the University's plagiarism prevention policy.</w:t>
+        <w:t>I declare that this assignment is my own original work. Where other people’s work has been used (either from a printed source, internet or any other source), this has been properly acknowledged and referenced in accordance with the requirements as stated in the University's plagiarism prevention policy.</w:t>
       </w:r>
     </w:p>
     <w:p>
@@ -1191,7 +1179,7 @@
                 <w:noProof/>
               </w:rPr>
               <w:drawing>
-                <wp:anchor distT="0" distB="0" distL="114300" distR="114300" simplePos="0" relativeHeight="251660288" behindDoc="0" locked="0" layoutInCell="1" allowOverlap="1" wp14:anchorId="745B66A3" wp14:editId="1B581B22">
+                <wp:anchor distT="0" distB="0" distL="114300" distR="114300" simplePos="0" relativeHeight="251660288" behindDoc="0" locked="0" layoutInCell="1" allowOverlap="1" wp14:anchorId="745B66A3" wp14:editId="7EED3A99">
                   <wp:simplePos x="0" y="0"/>
                   <wp:positionH relativeFrom="column">
                     <wp:posOffset>485517</wp:posOffset>
@@ -1316,7 +1304,7 @@
                 <w:noProof/>
               </w:rPr>
               <w:drawing>
-                <wp:anchor distT="0" distB="0" distL="114300" distR="114300" simplePos="0" relativeHeight="251663360" behindDoc="1" locked="0" layoutInCell="1" allowOverlap="1" wp14:anchorId="67C58BE6" wp14:editId="6F6BF30D">
+                <wp:anchor distT="0" distB="0" distL="114300" distR="114300" simplePos="0" relativeHeight="251663360" behindDoc="1" locked="0" layoutInCell="1" allowOverlap="1" wp14:anchorId="67C58BE6" wp14:editId="7584B3A8">
                   <wp:simplePos x="0" y="0"/>
                   <wp:positionH relativeFrom="column">
                     <wp:posOffset>252577</wp:posOffset>
@@ -1660,7 +1648,7 @@
                 <w:noProof/>
               </w:rPr>
               <w:drawing>
-                <wp:anchor distT="0" distB="0" distL="114300" distR="114300" simplePos="0" relativeHeight="251662336" behindDoc="0" locked="0" layoutInCell="1" allowOverlap="1" wp14:anchorId="384E2DD3" wp14:editId="2CF89406">
+                <wp:anchor distT="0" distB="0" distL="114300" distR="114300" simplePos="0" relativeHeight="251662336" behindDoc="0" locked="0" layoutInCell="1" allowOverlap="1" wp14:anchorId="384E2DD3" wp14:editId="39185514">
                   <wp:simplePos x="0" y="0"/>
                   <wp:positionH relativeFrom="column">
                     <wp:posOffset>306673</wp:posOffset>
@@ -1790,7 +1778,7 @@
           <w:r>
             <w:fldChar w:fldCharType="separate"/>
           </w:r>
-          <w:hyperlink w:anchor="_Toc211249929" w:history="1">
+          <w:hyperlink w:anchor="_Toc211265424" w:history="1">
             <w:r>
               <w:rPr>
                 <w:rStyle w:val="Hyperlink"/>
@@ -1812,7 +1800,7 @@
                 <w:rFonts w:eastAsia="Arial"/>
                 <w:noProof/>
               </w:rPr>
-              <w:t>Business Background</w:t>
+              <w:t>BUSINESS BACKGROUND</w:t>
             </w:r>
             <w:r>
               <w:rPr>
@@ -1833,7 +1821,7 @@
                 <w:noProof/>
                 <w:webHidden/>
               </w:rPr>
-              <w:instrText xml:space="preserve"> PAGEREF _Toc211249929 \h </w:instrText>
+              <w:instrText xml:space="preserve"> PAGEREF _Toc211265424 \h </w:instrText>
             </w:r>
             <w:r>
               <w:rPr>
@@ -1876,7 +1864,7 @@
               <w:noProof/>
             </w:rPr>
           </w:pPr>
-          <w:hyperlink w:anchor="_Toc211249930" w:history="1">
+          <w:hyperlink w:anchor="_Toc211265425" w:history="1">
             <w:r>
               <w:rPr>
                 <w:rStyle w:val="Hyperlink"/>
@@ -1898,7 +1886,23 @@
                 <w:rFonts w:eastAsia="Arial"/>
                 <w:noProof/>
               </w:rPr>
-              <w:t>Problem Statement</w:t>
+              <w:t>PR</w:t>
+            </w:r>
+            <w:r>
+              <w:rPr>
+                <w:rStyle w:val="Hyperlink"/>
+                <w:rFonts w:eastAsia="Arial"/>
+                <w:noProof/>
+              </w:rPr>
+              <w:t>O</w:t>
+            </w:r>
+            <w:r>
+              <w:rPr>
+                <w:rStyle w:val="Hyperlink"/>
+                <w:rFonts w:eastAsia="Arial"/>
+                <w:noProof/>
+              </w:rPr>
+              <w:t>BLEM STATEMENT</w:t>
             </w:r>
             <w:r>
               <w:rPr>
@@ -1919,7 +1923,7 @@
                 <w:noProof/>
                 <w:webHidden/>
               </w:rPr>
-              <w:instrText xml:space="preserve"> PAGEREF _Toc211249930 \h </w:instrText>
+              <w:instrText xml:space="preserve"> PAGEREF _Toc211265425 \h </w:instrText>
             </w:r>
             <w:r>
               <w:rPr>
@@ -1962,7 +1966,7 @@
               <w:noProof/>
             </w:rPr>
           </w:pPr>
-          <w:hyperlink w:anchor="_Toc211249931" w:history="1">
+          <w:hyperlink w:anchor="_Toc211265426" w:history="1">
             <w:r>
               <w:rPr>
                 <w:rStyle w:val="Hyperlink"/>
@@ -1984,7 +1988,7 @@
                 <w:rFonts w:eastAsia="Arial"/>
                 <w:noProof/>
               </w:rPr>
-              <w:t>Solution</w:t>
+              <w:t>SOLUTION</w:t>
             </w:r>
             <w:r>
               <w:rPr>
@@ -2005,7 +2009,7 @@
                 <w:noProof/>
                 <w:webHidden/>
               </w:rPr>
-              <w:instrText xml:space="preserve"> PAGEREF _Toc211249931 \h </w:instrText>
+              <w:instrText xml:space="preserve"> PAGEREF _Toc211265426 \h </w:instrText>
             </w:r>
             <w:r>
               <w:rPr>
@@ -2048,7 +2052,7 @@
               <w:noProof/>
             </w:rPr>
           </w:pPr>
-          <w:hyperlink w:anchor="_Toc211249932" w:history="1">
+          <w:hyperlink w:anchor="_Toc211265427" w:history="1">
             <w:r>
               <w:rPr>
                 <w:rStyle w:val="Hyperlink"/>
@@ -2070,7 +2074,7 @@
                 <w:rFonts w:eastAsia="Arial"/>
                 <w:noProof/>
               </w:rPr>
-              <w:t>How will it benefit the community?</w:t>
+              <w:t>HOW WILL IT BENEFIT THE COMMUNITY?</w:t>
             </w:r>
             <w:r>
               <w:rPr>
@@ -2091,7 +2095,7 @@
                 <w:noProof/>
                 <w:webHidden/>
               </w:rPr>
-              <w:instrText xml:space="preserve"> PAGEREF _Toc211249932 \h </w:instrText>
+              <w:instrText xml:space="preserve"> PAGEREF _Toc211265427 \h </w:instrText>
             </w:r>
             <w:r>
               <w:rPr>
@@ -2134,7 +2138,7 @@
               <w:noProof/>
             </w:rPr>
           </w:pPr>
-          <w:hyperlink w:anchor="_Toc211249933" w:history="1">
+          <w:hyperlink w:anchor="_Toc211265428" w:history="1">
             <w:r>
               <w:rPr>
                 <w:rStyle w:val="Hyperlink"/>
@@ -2177,7 +2181,7 @@
                 <w:noProof/>
                 <w:webHidden/>
               </w:rPr>
-              <w:instrText xml:space="preserve"> PAGEREF _Toc211249933 \h </w:instrText>
+              <w:instrText xml:space="preserve"> PAGEREF _Toc211265428 \h </w:instrText>
             </w:r>
             <w:r>
               <w:rPr>
@@ -2220,7 +2224,7 @@
               <w:noProof/>
             </w:rPr>
           </w:pPr>
-          <w:hyperlink w:anchor="_Toc211249934" w:history="1">
+          <w:hyperlink w:anchor="_Toc211265429" w:history="1">
             <w:r>
               <w:rPr>
                 <w:rStyle w:val="Hyperlink"/>
@@ -2261,7 +2265,7 @@
                 <w:noProof/>
                 <w:webHidden/>
               </w:rPr>
-              <w:instrText xml:space="preserve"> PAGEREF _Toc211249934 \h </w:instrText>
+              <w:instrText xml:space="preserve"> PAGEREF _Toc211265429 \h </w:instrText>
             </w:r>
             <w:r>
               <w:rPr>
@@ -2304,7 +2308,7 @@
               <w:noProof/>
             </w:rPr>
           </w:pPr>
-          <w:hyperlink w:anchor="_Toc211249935" w:history="1">
+          <w:hyperlink w:anchor="_Toc211265430" w:history="1">
             <w:r>
               <w:rPr>
                 <w:rStyle w:val="Hyperlink"/>
@@ -2347,7 +2351,7 @@
                 <w:noProof/>
                 <w:webHidden/>
               </w:rPr>
-              <w:instrText xml:space="preserve"> PAGEREF _Toc211249935 \h </w:instrText>
+              <w:instrText xml:space="preserve"> PAGEREF _Toc211265430 \h </w:instrText>
             </w:r>
             <w:r>
               <w:rPr>
@@ -2390,7 +2394,7 @@
               <w:noProof/>
             </w:rPr>
           </w:pPr>
-          <w:hyperlink w:anchor="_Toc211249936" w:history="1">
+          <w:hyperlink w:anchor="_Toc211265431" w:history="1">
             <w:r>
               <w:rPr>
                 <w:rStyle w:val="Hyperlink"/>
@@ -2433,7 +2437,7 @@
                 <w:noProof/>
                 <w:webHidden/>
               </w:rPr>
-              <w:instrText xml:space="preserve"> PAGEREF _Toc211249936 \h </w:instrText>
+              <w:instrText xml:space="preserve"> PAGEREF _Toc211265431 \h </w:instrText>
             </w:r>
             <w:r>
               <w:rPr>
@@ -2476,7 +2480,7 @@
               <w:noProof/>
             </w:rPr>
           </w:pPr>
-          <w:hyperlink w:anchor="_Toc211249937" w:history="1">
+          <w:hyperlink w:anchor="_Toc211265432" w:history="1">
             <w:r>
               <w:rPr>
                 <w:rStyle w:val="Hyperlink"/>
@@ -2519,7 +2523,7 @@
                 <w:noProof/>
                 <w:webHidden/>
               </w:rPr>
-              <w:instrText xml:space="preserve"> PAGEREF _Toc211249937 \h </w:instrText>
+              <w:instrText xml:space="preserve"> PAGEREF _Toc211265432 \h </w:instrText>
             </w:r>
             <w:r>
               <w:rPr>
@@ -2562,7 +2566,7 @@
               <w:noProof/>
             </w:rPr>
           </w:pPr>
-          <w:hyperlink w:anchor="_Toc211249938" w:history="1">
+          <w:hyperlink w:anchor="_Toc211265433" w:history="1">
             <w:r>
               <w:rPr>
                 <w:rStyle w:val="Hyperlink"/>
@@ -2605,7 +2609,7 @@
                 <w:noProof/>
                 <w:webHidden/>
               </w:rPr>
-              <w:instrText xml:space="preserve"> PAGEREF _Toc211249938 \h </w:instrText>
+              <w:instrText xml:space="preserve"> PAGEREF _Toc211265433 \h </w:instrText>
             </w:r>
             <w:r>
               <w:rPr>
@@ -2648,7 +2652,7 @@
               <w:noProof/>
             </w:rPr>
           </w:pPr>
-          <w:hyperlink w:anchor="_Toc211249939" w:history="1">
+          <w:hyperlink w:anchor="_Toc211265434" w:history="1">
             <w:r>
               <w:rPr>
                 <w:rStyle w:val="Hyperlink"/>
@@ -2691,7 +2695,7 @@
                 <w:noProof/>
                 <w:webHidden/>
               </w:rPr>
-              <w:instrText xml:space="preserve"> PAGEREF _Toc211249939 \h </w:instrText>
+              <w:instrText xml:space="preserve"> PAGEREF _Toc211265434 \h </w:instrText>
             </w:r>
             <w:r>
               <w:rPr>
@@ -2734,7 +2738,7 @@
               <w:noProof/>
             </w:rPr>
           </w:pPr>
-          <w:hyperlink w:anchor="_Toc211249940" w:history="1">
+          <w:hyperlink w:anchor="_Toc211265435" w:history="1">
             <w:r>
               <w:rPr>
                 <w:rStyle w:val="Hyperlink"/>
@@ -2777,7 +2781,7 @@
                 <w:noProof/>
                 <w:webHidden/>
               </w:rPr>
-              <w:instrText xml:space="preserve"> PAGEREF _Toc211249940 \h </w:instrText>
+              <w:instrText xml:space="preserve"> PAGEREF _Toc211265435 \h </w:instrText>
             </w:r>
             <w:r>
               <w:rPr>
@@ -2820,7 +2824,7 @@
               <w:noProof/>
             </w:rPr>
           </w:pPr>
-          <w:hyperlink w:anchor="_Toc211249941" w:history="1">
+          <w:hyperlink w:anchor="_Toc211265436" w:history="1">
             <w:r>
               <w:rPr>
                 <w:rStyle w:val="Hyperlink"/>
@@ -2863,7 +2867,7 @@
                 <w:noProof/>
                 <w:webHidden/>
               </w:rPr>
-              <w:instrText xml:space="preserve"> PAGEREF _Toc211249941 \h </w:instrText>
+              <w:instrText xml:space="preserve"> PAGEREF _Toc211265436 \h </w:instrText>
             </w:r>
             <w:r>
               <w:rPr>
@@ -2906,7 +2910,7 @@
               <w:noProof/>
             </w:rPr>
           </w:pPr>
-          <w:hyperlink w:anchor="_Toc211249942" w:history="1">
+          <w:hyperlink w:anchor="_Toc211265437" w:history="1">
             <w:r>
               <w:rPr>
                 <w:rStyle w:val="Hyperlink"/>
@@ -2926,7 +2930,7 @@
                 <w:rStyle w:val="Hyperlink"/>
                 <w:noProof/>
               </w:rPr>
-              <w:t>Grammarly writing report</w:t>
+              <w:t>GRAMMARLY WRITING REPORT</w:t>
             </w:r>
             <w:r>
               <w:rPr>
@@ -2947,7 +2951,7 @@
                 <w:noProof/>
                 <w:webHidden/>
               </w:rPr>
-              <w:instrText xml:space="preserve"> PAGEREF _Toc211249942 \h </w:instrText>
+              <w:instrText xml:space="preserve"> PAGEREF _Toc211265437 \h </w:instrText>
             </w:r>
             <w:r>
               <w:rPr>
@@ -2967,7 +2971,91 @@
                 <w:noProof/>
                 <w:webHidden/>
               </w:rPr>
-              <w:t>7</w:t>
+              <w:t>8</w:t>
+            </w:r>
+            <w:r>
+              <w:rPr>
+                <w:noProof/>
+                <w:webHidden/>
+              </w:rPr>
+              <w:fldChar w:fldCharType="end"/>
+            </w:r>
+          </w:hyperlink>
+        </w:p>
+        <w:p>
+          <w:pPr>
+            <w:pStyle w:val="TOC1"/>
+            <w:tabs>
+              <w:tab w:val="left" w:pos="480"/>
+              <w:tab w:val="right" w:leader="dot" w:pos="9017"/>
+            </w:tabs>
+            <w:rPr>
+              <w:rFonts w:asciiTheme="minorHAnsi" w:eastAsiaTheme="minorEastAsia" w:hAnsiTheme="minorHAnsi"/>
+              <w:noProof/>
+            </w:rPr>
+          </w:pPr>
+          <w:hyperlink w:anchor="_Toc211265438" w:history="1">
+            <w:r>
+              <w:rPr>
+                <w:rStyle w:val="Hyperlink"/>
+                <w:noProof/>
+              </w:rPr>
+              <w:t>7.</w:t>
+            </w:r>
+            <w:r>
+              <w:rPr>
+                <w:rFonts w:asciiTheme="minorHAnsi" w:eastAsiaTheme="minorEastAsia" w:hAnsiTheme="minorHAnsi"/>
+                <w:noProof/>
+              </w:rPr>
+              <w:tab/>
+            </w:r>
+            <w:r>
+              <w:rPr>
+                <w:rStyle w:val="Hyperlink"/>
+                <w:noProof/>
+              </w:rPr>
+              <w:t>REFERENCE LIST</w:t>
+            </w:r>
+            <w:r>
+              <w:rPr>
+                <w:noProof/>
+                <w:webHidden/>
+              </w:rPr>
+              <w:tab/>
+            </w:r>
+            <w:r>
+              <w:rPr>
+                <w:noProof/>
+                <w:webHidden/>
+              </w:rPr>
+              <w:fldChar w:fldCharType="begin"/>
+            </w:r>
+            <w:r>
+              <w:rPr>
+                <w:noProof/>
+                <w:webHidden/>
+              </w:rPr>
+              <w:instrText xml:space="preserve"> PAGEREF _Toc211265438 \h </w:instrText>
+            </w:r>
+            <w:r>
+              <w:rPr>
+                <w:noProof/>
+                <w:webHidden/>
+              </w:rPr>
+            </w:r>
+            <w:r>
+              <w:rPr>
+                <w:noProof/>
+                <w:webHidden/>
+              </w:rPr>
+              <w:fldChar w:fldCharType="separate"/>
+            </w:r>
+            <w:r>
+              <w:rPr>
+                <w:noProof/>
+                <w:webHidden/>
+              </w:rPr>
+              <w:t>9</w:t>
             </w:r>
             <w:r>
               <w:rPr>
@@ -3017,7 +3105,7 @@
           <w:szCs w:val="24"/>
         </w:rPr>
       </w:pPr>
-      <w:bookmarkStart w:id="0" w:name="_Toc211249929"/>
+      <w:bookmarkStart w:id="0" w:name="_Toc211265424"/>
       <w:r>
         <w:rPr>
           <w:rFonts w:eastAsia="Arial"/>
@@ -3062,7 +3150,7 @@
           <w:szCs w:val="24"/>
         </w:rPr>
       </w:pPr>
-      <w:bookmarkStart w:id="1" w:name="_Toc211249930"/>
+      <w:bookmarkStart w:id="1" w:name="_Toc211265425"/>
       <w:r>
         <w:rPr>
           <w:rFonts w:eastAsia="Arial"/>
@@ -3142,7 +3230,7 @@
           <w:szCs w:val="24"/>
         </w:rPr>
       </w:pPr>
-      <w:bookmarkStart w:id="2" w:name="_Toc211249931"/>
+      <w:bookmarkStart w:id="2" w:name="_Toc211265426"/>
       <w:r>
         <w:rPr>
           <w:rFonts w:eastAsia="Arial"/>
@@ -3198,7 +3286,7 @@
           <w:szCs w:val="24"/>
         </w:rPr>
       </w:pPr>
-      <w:bookmarkStart w:id="3" w:name="_Toc211249932"/>
+      <w:bookmarkStart w:id="3" w:name="_Toc211265427"/>
       <w:r>
         <w:rPr>
           <w:rFonts w:eastAsia="Arial"/>
@@ -3242,7 +3330,7 @@
           <w:szCs w:val="24"/>
         </w:rPr>
       </w:pPr>
-      <w:bookmarkStart w:id="4" w:name="_Toc211249933"/>
+      <w:bookmarkStart w:id="4" w:name="_Toc211265428"/>
       <w:r>
         <w:rPr>
           <w:rFonts w:eastAsia="Arial"/>
@@ -3265,7 +3353,7 @@
           <w:szCs w:val="24"/>
         </w:rPr>
       </w:pPr>
-      <w:bookmarkStart w:id="5" w:name="_Toc211249934"/>
+      <w:bookmarkStart w:id="5" w:name="_Toc211265429"/>
       <w:r>
         <w:rPr>
           <w:szCs w:val="24"/>
@@ -3413,7 +3501,7 @@
           <w:rFonts w:eastAsia="Arial"/>
         </w:rPr>
       </w:pPr>
-      <w:bookmarkStart w:id="6" w:name="_Toc211249935"/>
+      <w:bookmarkStart w:id="6" w:name="_Toc211265430"/>
       <w:r>
         <w:rPr>
           <w:rFonts w:eastAsia="Arial"/>
@@ -3504,7 +3592,7 @@
           <w:szCs w:val="24"/>
         </w:rPr>
       </w:pPr>
-      <w:bookmarkStart w:id="7" w:name="_Toc211249936"/>
+      <w:bookmarkStart w:id="7" w:name="_Toc211265431"/>
       <w:r>
         <w:rPr>
           <w:rFonts w:eastAsia="Arial"/>
@@ -3661,7 +3749,7 @@
           <w:szCs w:val="24"/>
         </w:rPr>
       </w:pPr>
-      <w:bookmarkStart w:id="8" w:name="_Toc211249937"/>
+      <w:bookmarkStart w:id="8" w:name="_Toc211265432"/>
       <w:r>
         <w:rPr>
           <w:rFonts w:eastAsia="Arial"/>
@@ -3769,7 +3857,7 @@
           <w:szCs w:val="24"/>
         </w:rPr>
       </w:pPr>
-      <w:bookmarkStart w:id="9" w:name="_Toc211249938"/>
+      <w:bookmarkStart w:id="9" w:name="_Toc211265433"/>
       <w:r>
         <w:rPr>
           <w:rFonts w:eastAsia="Arial"/>
@@ -3861,7 +3949,7 @@
           <w:szCs w:val="24"/>
         </w:rPr>
       </w:pPr>
-      <w:bookmarkStart w:id="10" w:name="_Toc211249939"/>
+      <w:bookmarkStart w:id="10" w:name="_Toc211265434"/>
       <w:r>
         <w:rPr>
           <w:rFonts w:eastAsia="Arial"/>
@@ -4234,7 +4322,7 @@
           <w:szCs w:val="24"/>
         </w:rPr>
       </w:pPr>
-      <w:bookmarkStart w:id="11" w:name="_Toc211249940"/>
+      <w:bookmarkStart w:id="11" w:name="_Toc211265435"/>
       <w:r>
         <w:rPr>
           <w:rFonts w:eastAsia="Arial"/>
@@ -4478,7 +4566,7 @@
           <w:szCs w:val="24"/>
         </w:rPr>
       </w:pPr>
-      <w:bookmarkStart w:id="12" w:name="_Toc211249941"/>
+      <w:bookmarkStart w:id="12" w:name="_Toc211265436"/>
       <w:r>
         <w:rPr>
           <w:rFonts w:eastAsia="Arial"/>
@@ -4573,45 +4661,15 @@
       </w:r>
     </w:p>
     <w:p>
-      <w:pPr>
-        <w:rPr>
-          <w:rFonts w:cs="Arial"/>
-        </w:rPr>
-      </w:pPr>
-    </w:p>
-    <w:p>
-      <w:pPr>
-        <w:rPr>
-          <w:rFonts w:cs="Arial"/>
-        </w:rPr>
-      </w:pPr>
-    </w:p>
-    <w:p>
-      <w:pPr>
-        <w:rPr>
-          <w:rFonts w:cs="Arial"/>
-        </w:rPr>
-      </w:pPr>
-    </w:p>
-    <w:p>
-      <w:pPr>
-        <w:rPr>
-          <w:rFonts w:cs="Arial"/>
-        </w:rPr>
-      </w:pPr>
-    </w:p>
-    <w:p>
-      <w:pPr>
-        <w:rPr>
-          <w:rFonts w:cs="Arial"/>
-        </w:rPr>
-      </w:pPr>
+      <w:r>
+        <w:br w:type="page"/>
+      </w:r>
     </w:p>
     <w:p>
       <w:pPr>
         <w:pStyle w:val="Heading1"/>
       </w:pPr>
-      <w:bookmarkStart w:id="13" w:name="_Toc211249942"/>
+      <w:bookmarkStart w:id="13" w:name="_Toc211265437"/>
       <w:r>
         <w:lastRenderedPageBreak/>
         <w:t>Gramm</w:t>
@@ -6486,6 +6544,77 @@
         </w:rPr>
       </w:pPr>
     </w:p>
+    <w:p>
+      <w:pPr>
+        <w:rPr>
+          <w:rFonts w:cs="Arial"/>
+        </w:rPr>
+      </w:pPr>
+      <w:r>
+        <w:rPr>
+          <w:rFonts w:cs="Arial"/>
+        </w:rPr>
+        <w:br w:type="page"/>
+      </w:r>
+    </w:p>
+    <w:p>
+      <w:pPr>
+        <w:pStyle w:val="Heading1"/>
+      </w:pPr>
+      <w:bookmarkStart w:id="14" w:name="_Toc211265438"/>
+      <w:r>
+        <w:lastRenderedPageBreak/>
+        <w:t>REFERENC</w:t>
+      </w:r>
+      <w:r>
+        <w:t>E LIST</w:t>
+      </w:r>
+      <w:bookmarkEnd w:id="14"/>
+    </w:p>
+    <w:p>
+      <w:pPr>
+        <w:spacing w:line="360" w:lineRule="auto"/>
+        <w:ind w:left="567"/>
+        <w:jc w:val="both"/>
+      </w:pPr>
+      <w:proofErr w:type="spellStart"/>
+      <w:proofErr w:type="gramStart"/>
+      <w:r>
+        <w:t>Bao,Q</w:t>
+      </w:r>
+      <w:proofErr w:type="spellEnd"/>
+      <w:r>
+        <w:t>.</w:t>
+      </w:r>
+      <w:proofErr w:type="gramEnd"/>
+      <w:r>
+        <w:t>(2024). Enhancing Salary Prediction Accuracy with Advanced Machine Learning Models. Xinjiang University: New York University.</w:t>
+      </w:r>
+    </w:p>
+    <w:p>
+      <w:pPr>
+        <w:spacing w:line="360" w:lineRule="auto"/>
+        <w:ind w:left="567"/>
+        <w:jc w:val="both"/>
+      </w:pPr>
+      <w:proofErr w:type="spellStart"/>
+      <w:proofErr w:type="gramStart"/>
+      <w:r>
+        <w:t>Rattanaporn,K</w:t>
+      </w:r>
+      <w:proofErr w:type="spellEnd"/>
+      <w:proofErr w:type="gramEnd"/>
+      <w:r>
+        <w:t>(2022). Salary Prediction dataset.</w:t>
+      </w:r>
+    </w:p>
+    <w:p>
+      <w:pPr>
+        <w:rPr>
+          <w:rFonts w:cs="Arial"/>
+        </w:rPr>
+      </w:pPr>
+    </w:p>
     <w:sectPr>
       <w:pgSz w:w="12240" w:h="15840"/>
       <w:pgMar w:top="1440" w:right="1440" w:bottom="1440" w:left="1440" w:header="708" w:footer="708" w:gutter="0"/>
@@ -9217,7 +9346,7 @@
   <w:abstractNum w:abstractNumId="21" w15:restartNumberingAfterBreak="0">
     <w:nsid w:val="67E22940"/>
     <w:multiLevelType w:val="hybridMultilevel"/>
-    <w:tmpl w:val="865CF138"/>
+    <w:tmpl w:val="2852383E"/>
     <w:lvl w:ilvl="0" w:tplc="04090001">
       <w:start w:val="1"/>
       <w:numFmt w:val="bullet"/>
@@ -9505,7 +9634,6 @@
   </w:num>
   <w:num w:numId="13" w16cid:durableId="770931606">
     <w:abstractNumId w:val="18"/>
-    <w:lvlOverride w:ilvl="0"/>
   </w:num>
   <w:num w:numId="14" w16cid:durableId="370148974">
     <w:abstractNumId w:val="2"/>
@@ -9551,8 +9679,6 @@
   </w:num>
   <w:num w:numId="27" w16cid:durableId="179201300">
     <w:abstractNumId w:val="18"/>
-    <w:lvlOverride w:ilvl="0"/>
-    <w:lvlOverride w:ilvl="1"/>
   </w:num>
 </w:numbering>
 </file>
@@ -10167,6 +10293,7 @@
   <w:style w:type="character" w:default="1" w:styleId="DefaultParagraphFont">
     <w:name w:val="Default Paragraph Font"/>
     <w:uiPriority w:val="1"/>
+    <w:semiHidden/>
     <w:unhideWhenUsed/>
   </w:style>
   <w:style w:type="table" w:default="1" w:styleId="TableNormal">

--- a/PROJECT DOCUMENTATION Final.docx
+++ b/PROJECT DOCUMENTATION Final.docx
@@ -528,7 +528,7 @@
           <w:noProof/>
         </w:rPr>
         <w:drawing>
-          <wp:inline distT="0" distB="0" distL="0" distR="0" wp14:anchorId="5718602F" wp14:editId="6DEE0879">
+          <wp:inline distT="0" distB="0" distL="0" distR="0" wp14:anchorId="5718602F" wp14:editId="50FCB067">
             <wp:extent cx="5731368" cy="1146020"/>
             <wp:effectExtent l="0" t="0" r="3175" b="0"/>
             <wp:docPr id="1129786526" name="Picture 19"/>
@@ -688,10 +688,16 @@
             <w:tcW w:w="6399" w:type="dxa"/>
           </w:tcPr>
           <w:p>
-            <w:r>
-              <w:t>https://github.com/Mustard-Core/Earnalytics-AI</w:t>
-            </w:r>
-          </w:p>
+            <w:hyperlink r:id="rId10" w:history="1">
+              <w:r>
+                <w:rPr>
+                  <w:rStyle w:val="Hyperlink"/>
+                </w:rPr>
+                <w:t>https://github.com/Mustard-Core/Earnalytics-AI</w:t>
+              </w:r>
+            </w:hyperlink>
+          </w:p>
+          <w:p/>
         </w:tc>
       </w:tr>
     </w:tbl>
@@ -704,7 +710,7 @@
       <w:pPr>
         <w:jc w:val="right"/>
         <w:sectPr>
-          <w:headerReference w:type="default" r:id="rId10"/>
+          <w:headerReference w:type="default" r:id="rId11"/>
           <w:pgSz w:w="11907" w:h="16840" w:code="9"/>
           <w:pgMar w:top="1440" w:right="1440" w:bottom="1440" w:left="1440" w:header="720" w:footer="680" w:gutter="0"/>
           <w:cols w:space="720"/>
@@ -733,7 +739,7 @@
                     </pic:cNvPicPr>
                   </pic:nvPicPr>
                   <pic:blipFill rotWithShape="1">
-                    <a:blip r:embed="rId11" cstate="print">
+                    <a:blip r:embed="rId12" cstate="print">
                       <a:extLst>
                         <a:ext uri="{28A0092B-C50C-407E-A947-70E740481C1C}">
                           <a14:useLocalDpi xmlns:a14="http://schemas.microsoft.com/office/drawing/2010/main" val="0"/>
@@ -973,7 +979,7 @@
                           </pic:cNvPicPr>
                         </pic:nvPicPr>
                         <pic:blipFill>
-                          <a:blip r:embed="rId12" cstate="print">
+                          <a:blip r:embed="rId13" cstate="print">
                             <a:extLst>
                               <a:ext uri="{28A0092B-C50C-407E-A947-70E740481C1C}">
                                 <a14:useLocalDpi xmlns:a14="http://schemas.microsoft.com/office/drawing/2010/main" val="0"/>
@@ -1093,7 +1099,7 @@
                           </pic:cNvPicPr>
                         </pic:nvPicPr>
                         <pic:blipFill rotWithShape="1">
-                          <a:blip r:embed="rId13" cstate="print">
+                          <a:blip r:embed="rId14" cstate="print">
                             <a:extLst>
                               <a:ext uri="{28A0092B-C50C-407E-A947-70E740481C1C}">
                                 <a14:useLocalDpi xmlns:a14="http://schemas.microsoft.com/office/drawing/2010/main" val="0"/>
@@ -1179,7 +1185,7 @@
                 <w:noProof/>
               </w:rPr>
               <w:drawing>
-                <wp:anchor distT="0" distB="0" distL="114300" distR="114300" simplePos="0" relativeHeight="251660288" behindDoc="0" locked="0" layoutInCell="1" allowOverlap="1" wp14:anchorId="745B66A3" wp14:editId="7EED3A99">
+                <wp:anchor distT="0" distB="0" distL="114300" distR="114300" simplePos="0" relativeHeight="251660288" behindDoc="0" locked="0" layoutInCell="1" allowOverlap="1" wp14:anchorId="745B66A3" wp14:editId="1A9E9667">
                   <wp:simplePos x="0" y="0"/>
                   <wp:positionH relativeFrom="column">
                     <wp:posOffset>485517</wp:posOffset>
@@ -1216,7 +1222,7 @@
                           </pic:cNvPicPr>
                         </pic:nvPicPr>
                         <pic:blipFill rotWithShape="1">
-                          <a:blip r:embed="rId14" cstate="print">
+                          <a:blip r:embed="rId15" cstate="print">
                             <a:extLst>
                               <a:ext uri="{28A0092B-C50C-407E-A947-70E740481C1C}">
                                 <a14:useLocalDpi xmlns:a14="http://schemas.microsoft.com/office/drawing/2010/main" val="0"/>
@@ -1304,7 +1310,7 @@
                 <w:noProof/>
               </w:rPr>
               <w:drawing>
-                <wp:anchor distT="0" distB="0" distL="114300" distR="114300" simplePos="0" relativeHeight="251663360" behindDoc="1" locked="0" layoutInCell="1" allowOverlap="1" wp14:anchorId="67C58BE6" wp14:editId="7584B3A8">
+                <wp:anchor distT="0" distB="0" distL="114300" distR="114300" simplePos="0" relativeHeight="251663360" behindDoc="1" locked="0" layoutInCell="1" allowOverlap="1" wp14:anchorId="67C58BE6" wp14:editId="64B54ED8">
                   <wp:simplePos x="0" y="0"/>
                   <wp:positionH relativeFrom="column">
                     <wp:posOffset>252577</wp:posOffset>
@@ -1329,7 +1335,7 @@
                           </pic:cNvPicPr>
                         </pic:nvPicPr>
                         <pic:blipFill rotWithShape="1">
-                          <a:blip r:embed="rId15" cstate="print">
+                          <a:blip r:embed="rId16" cstate="print">
                             <a:extLst>
                               <a:ext uri="{28A0092B-C50C-407E-A947-70E740481C1C}">
                                 <a14:useLocalDpi xmlns:a14="http://schemas.microsoft.com/office/drawing/2010/main" val="0"/>
@@ -1451,7 +1457,7 @@
                           </pic:cNvPicPr>
                         </pic:nvPicPr>
                         <pic:blipFill rotWithShape="1">
-                          <a:blip r:embed="rId16" cstate="print">
+                          <a:blip r:embed="rId17" cstate="print">
                             <a:extLst>
                               <a:ext uri="{28A0092B-C50C-407E-A947-70E740481C1C}">
                                 <a14:useLocalDpi xmlns:a14="http://schemas.microsoft.com/office/drawing/2010/main" val="0"/>
@@ -1562,7 +1568,7 @@
                           </pic:cNvPicPr>
                         </pic:nvPicPr>
                         <pic:blipFill rotWithShape="1">
-                          <a:blip r:embed="rId17" cstate="print">
+                          <a:blip r:embed="rId18" cstate="print">
                             <a:extLst>
                               <a:ext uri="{28A0092B-C50C-407E-A947-70E740481C1C}">
                                 <a14:useLocalDpi xmlns:a14="http://schemas.microsoft.com/office/drawing/2010/main" val="0"/>
@@ -1648,7 +1654,7 @@
                 <w:noProof/>
               </w:rPr>
               <w:drawing>
-                <wp:anchor distT="0" distB="0" distL="114300" distR="114300" simplePos="0" relativeHeight="251662336" behindDoc="0" locked="0" layoutInCell="1" allowOverlap="1" wp14:anchorId="384E2DD3" wp14:editId="39185514">
+                <wp:anchor distT="0" distB="0" distL="114300" distR="114300" simplePos="0" relativeHeight="251662336" behindDoc="0" locked="0" layoutInCell="1" allowOverlap="1" wp14:anchorId="384E2DD3" wp14:editId="62A81187">
                   <wp:simplePos x="0" y="0"/>
                   <wp:positionH relativeFrom="column">
                     <wp:posOffset>306673</wp:posOffset>
@@ -1683,7 +1689,7 @@
                           </pic:cNvPicPr>
                         </pic:nvPicPr>
                         <pic:blipFill rotWithShape="1">
-                          <a:blip r:embed="rId18" cstate="print">
+                          <a:blip r:embed="rId19" cstate="print">
                             <a:extLst>
                               <a:ext uri="{28A0092B-C50C-407E-A947-70E740481C1C}">
                                 <a14:useLocalDpi xmlns:a14="http://schemas.microsoft.com/office/drawing/2010/main" val="0"/>
@@ -1886,23 +1892,7 @@
                 <w:rFonts w:eastAsia="Arial"/>
                 <w:noProof/>
               </w:rPr>
-              <w:t>PR</w:t>
-            </w:r>
-            <w:r>
-              <w:rPr>
-                <w:rStyle w:val="Hyperlink"/>
-                <w:rFonts w:eastAsia="Arial"/>
-                <w:noProof/>
-              </w:rPr>
-              <w:t>O</w:t>
-            </w:r>
-            <w:r>
-              <w:rPr>
-                <w:rStyle w:val="Hyperlink"/>
-                <w:rFonts w:eastAsia="Arial"/>
-                <w:noProof/>
-              </w:rPr>
-              <w:t>BLEM STATEMENT</w:t>
+              <w:t>PROBLEM STATEMENT</w:t>
             </w:r>
             <w:r>
               <w:rPr>
@@ -5257,7 +5247,7 @@
                           <pic:cNvPicPr/>
                         </pic:nvPicPr>
                         <pic:blipFill>
-                          <a:blip r:embed="rId19" cstate="print">
+                          <a:blip r:embed="rId20" cstate="print">
                             <a:extLst>
                               <a:ext uri="{28A0092B-C50C-407E-A947-70E740481C1C}">
                                 <a14:useLocalDpi xmlns:a14="http://schemas.microsoft.com/office/drawing/2010/main" val="0"/>
@@ -6578,17 +6568,12 @@
         <w:jc w:val="both"/>
       </w:pPr>
       <w:proofErr w:type="spellStart"/>
-      <w:proofErr w:type="gramStart"/>
       <w:r>
         <w:t>Bao,Q</w:t>
       </w:r>
       <w:proofErr w:type="spellEnd"/>
       <w:r>
-        <w:t>.</w:t>
-      </w:r>
-      <w:proofErr w:type="gramEnd"/>
-      <w:r>
-        <w:t>(2024). Enhancing Salary Prediction Accuracy with Advanced Machine Learning Models. Xinjiang University: New York University.</w:t>
+        <w:t>.(2024). Enhancing Salary Prediction Accuracy with Advanced Machine Learning Models. Xinjiang University: New York University.</w:t>
       </w:r>
     </w:p>
     <w:p>
@@ -6598,12 +6583,10 @@
         <w:jc w:val="both"/>
       </w:pPr>
       <w:proofErr w:type="spellStart"/>
-      <w:proofErr w:type="gramStart"/>
       <w:r>
         <w:t>Rattanaporn,K</w:t>
       </w:r>
       <w:proofErr w:type="spellEnd"/>
-      <w:proofErr w:type="gramEnd"/>
       <w:r>
         <w:t>(2022). Salary Prediction dataset.</w:t>
       </w:r>
@@ -10759,6 +10742,18 @@
       <w:rFonts w:ascii="Arial" w:hAnsi="Arial"/>
     </w:rPr>
   </w:style>
+  <w:style w:type="character" w:styleId="UnresolvedMention">
+    <w:name w:val="Unresolved Mention"/>
+    <w:basedOn w:val="DefaultParagraphFont"/>
+    <w:uiPriority w:val="99"/>
+    <w:semiHidden/>
+    <w:unhideWhenUsed/>
+    <w:rsid w:val="00495283"/>
+    <w:rPr>
+      <w:color w:val="605E5C"/>
+      <w:shd w:val="clear" w:color="auto" w:fill="E1DFDD"/>
+    </w:rPr>
+  </w:style>
 </w:styles>
 </file>
 

--- a/PROJECT DOCUMENTATION Final.docx
+++ b/PROJECT DOCUMENTATION Final.docx
@@ -6568,12 +6568,17 @@
         <w:jc w:val="both"/>
       </w:pPr>
       <w:proofErr w:type="spellStart"/>
+      <w:proofErr w:type="gramStart"/>
       <w:r>
         <w:t>Bao,Q</w:t>
       </w:r>
       <w:proofErr w:type="spellEnd"/>
       <w:r>
-        <w:t>.(2024). Enhancing Salary Prediction Accuracy with Advanced Machine Learning Models. Xinjiang University: New York University.</w:t>
+        <w:t>.</w:t>
+      </w:r>
+      <w:proofErr w:type="gramEnd"/>
+      <w:r>
+        <w:t>(2024). Enhancing Salary Prediction Accuracy with Advanced Machine Learning Models. Xinjiang University: New York University.</w:t>
       </w:r>
     </w:p>
     <w:p>
@@ -6583,10 +6588,12 @@
         <w:jc w:val="both"/>
       </w:pPr>
       <w:proofErr w:type="spellStart"/>
+      <w:proofErr w:type="gramStart"/>
       <w:r>
         <w:t>Rattanaporn,K</w:t>
       </w:r>
       <w:proofErr w:type="spellEnd"/>
+      <w:proofErr w:type="gramEnd"/>
       <w:r>
         <w:t>(2022). Salary Prediction dataset.</w:t>
       </w:r>

--- a/PROJECT DOCUMENTATION Final.docx
+++ b/PROJECT DOCUMENTATION Final.docx
@@ -528,7 +528,7 @@
           <w:noProof/>
         </w:rPr>
         <w:drawing>
-          <wp:inline distT="0" distB="0" distL="0" distR="0" wp14:anchorId="5718602F" wp14:editId="50FCB067">
+          <wp:inline distT="0" distB="0" distL="0" distR="0" wp14:anchorId="5718602F" wp14:editId="754DB7F3">
             <wp:extent cx="5731368" cy="1146020"/>
             <wp:effectExtent l="0" t="0" r="3175" b="0"/>
             <wp:docPr id="1129786526" name="Picture 19"/>
@@ -710,7 +710,12 @@
       <w:pPr>
         <w:jc w:val="right"/>
         <w:sectPr>
-          <w:headerReference w:type="default" r:id="rId11"/>
+          <w:headerReference w:type="even" r:id="rId11"/>
+          <w:headerReference w:type="default" r:id="rId12"/>
+          <w:footerReference w:type="even" r:id="rId13"/>
+          <w:footerReference w:type="default" r:id="rId14"/>
+          <w:headerReference w:type="first" r:id="rId15"/>
+          <w:footerReference w:type="first" r:id="rId16"/>
           <w:pgSz w:w="11907" w:h="16840" w:code="9"/>
           <w:pgMar w:top="1440" w:right="1440" w:bottom="1440" w:left="1440" w:header="720" w:footer="680" w:gutter="0"/>
           <w:cols w:space="720"/>
@@ -739,7 +744,7 @@
                     </pic:cNvPicPr>
                   </pic:nvPicPr>
                   <pic:blipFill rotWithShape="1">
-                    <a:blip r:embed="rId12" cstate="print">
+                    <a:blip r:embed="rId17" cstate="print">
                       <a:extLst>
                         <a:ext uri="{28A0092B-C50C-407E-A947-70E740481C1C}">
                           <a14:useLocalDpi xmlns:a14="http://schemas.microsoft.com/office/drawing/2010/main" val="0"/>
@@ -979,7 +984,7 @@
                           </pic:cNvPicPr>
                         </pic:nvPicPr>
                         <pic:blipFill>
-                          <a:blip r:embed="rId13" cstate="print">
+                          <a:blip r:embed="rId18" cstate="print">
                             <a:extLst>
                               <a:ext uri="{28A0092B-C50C-407E-A947-70E740481C1C}">
                                 <a14:useLocalDpi xmlns:a14="http://schemas.microsoft.com/office/drawing/2010/main" val="0"/>
@@ -1099,7 +1104,7 @@
                           </pic:cNvPicPr>
                         </pic:nvPicPr>
                         <pic:blipFill rotWithShape="1">
-                          <a:blip r:embed="rId14" cstate="print">
+                          <a:blip r:embed="rId19" cstate="print">
                             <a:extLst>
                               <a:ext uri="{28A0092B-C50C-407E-A947-70E740481C1C}">
                                 <a14:useLocalDpi xmlns:a14="http://schemas.microsoft.com/office/drawing/2010/main" val="0"/>
@@ -1185,7 +1190,7 @@
                 <w:noProof/>
               </w:rPr>
               <w:drawing>
-                <wp:anchor distT="0" distB="0" distL="114300" distR="114300" simplePos="0" relativeHeight="251660288" behindDoc="0" locked="0" layoutInCell="1" allowOverlap="1" wp14:anchorId="745B66A3" wp14:editId="1A9E9667">
+                <wp:anchor distT="0" distB="0" distL="114300" distR="114300" simplePos="0" relativeHeight="251660288" behindDoc="0" locked="0" layoutInCell="1" allowOverlap="1" wp14:anchorId="745B66A3" wp14:editId="44BBD7AC">
                   <wp:simplePos x="0" y="0"/>
                   <wp:positionH relativeFrom="column">
                     <wp:posOffset>485517</wp:posOffset>
@@ -1222,7 +1227,7 @@
                           </pic:cNvPicPr>
                         </pic:nvPicPr>
                         <pic:blipFill rotWithShape="1">
-                          <a:blip r:embed="rId15" cstate="print">
+                          <a:blip r:embed="rId20" cstate="print">
                             <a:extLst>
                               <a:ext uri="{28A0092B-C50C-407E-A947-70E740481C1C}">
                                 <a14:useLocalDpi xmlns:a14="http://schemas.microsoft.com/office/drawing/2010/main" val="0"/>
@@ -1310,7 +1315,7 @@
                 <w:noProof/>
               </w:rPr>
               <w:drawing>
-                <wp:anchor distT="0" distB="0" distL="114300" distR="114300" simplePos="0" relativeHeight="251663360" behindDoc="1" locked="0" layoutInCell="1" allowOverlap="1" wp14:anchorId="67C58BE6" wp14:editId="64B54ED8">
+                <wp:anchor distT="0" distB="0" distL="114300" distR="114300" simplePos="0" relativeHeight="251663360" behindDoc="1" locked="0" layoutInCell="1" allowOverlap="1" wp14:anchorId="67C58BE6" wp14:editId="674B0997">
                   <wp:simplePos x="0" y="0"/>
                   <wp:positionH relativeFrom="column">
                     <wp:posOffset>252577</wp:posOffset>
@@ -1335,7 +1340,7 @@
                           </pic:cNvPicPr>
                         </pic:nvPicPr>
                         <pic:blipFill rotWithShape="1">
-                          <a:blip r:embed="rId16" cstate="print">
+                          <a:blip r:embed="rId21" cstate="print">
                             <a:extLst>
                               <a:ext uri="{28A0092B-C50C-407E-A947-70E740481C1C}">
                                 <a14:useLocalDpi xmlns:a14="http://schemas.microsoft.com/office/drawing/2010/main" val="0"/>
@@ -1457,7 +1462,7 @@
                           </pic:cNvPicPr>
                         </pic:nvPicPr>
                         <pic:blipFill rotWithShape="1">
-                          <a:blip r:embed="rId17" cstate="print">
+                          <a:blip r:embed="rId22" cstate="print">
                             <a:extLst>
                               <a:ext uri="{28A0092B-C50C-407E-A947-70E740481C1C}">
                                 <a14:useLocalDpi xmlns:a14="http://schemas.microsoft.com/office/drawing/2010/main" val="0"/>
@@ -1568,7 +1573,7 @@
                           </pic:cNvPicPr>
                         </pic:nvPicPr>
                         <pic:blipFill rotWithShape="1">
-                          <a:blip r:embed="rId18" cstate="print">
+                          <a:blip r:embed="rId23" cstate="print">
                             <a:extLst>
                               <a:ext uri="{28A0092B-C50C-407E-A947-70E740481C1C}">
                                 <a14:useLocalDpi xmlns:a14="http://schemas.microsoft.com/office/drawing/2010/main" val="0"/>
@@ -1654,7 +1659,7 @@
                 <w:noProof/>
               </w:rPr>
               <w:drawing>
-                <wp:anchor distT="0" distB="0" distL="114300" distR="114300" simplePos="0" relativeHeight="251662336" behindDoc="0" locked="0" layoutInCell="1" allowOverlap="1" wp14:anchorId="384E2DD3" wp14:editId="62A81187">
+                <wp:anchor distT="0" distB="0" distL="114300" distR="114300" simplePos="0" relativeHeight="251662336" behindDoc="0" locked="0" layoutInCell="1" allowOverlap="1" wp14:anchorId="384E2DD3" wp14:editId="4BC5333A">
                   <wp:simplePos x="0" y="0"/>
                   <wp:positionH relativeFrom="column">
                     <wp:posOffset>306673</wp:posOffset>
@@ -1689,7 +1694,7 @@
                           </pic:cNvPicPr>
                         </pic:nvPicPr>
                         <pic:blipFill rotWithShape="1">
-                          <a:blip r:embed="rId19" cstate="print">
+                          <a:blip r:embed="rId24" cstate="print">
                             <a:extLst>
                               <a:ext uri="{28A0092B-C50C-407E-A947-70E740481C1C}">
                                 <a14:useLocalDpi xmlns:a14="http://schemas.microsoft.com/office/drawing/2010/main" val="0"/>
@@ -1784,7 +1789,7 @@
           <w:r>
             <w:fldChar w:fldCharType="separate"/>
           </w:r>
-          <w:hyperlink w:anchor="_Toc211265424" w:history="1">
+          <w:hyperlink w:anchor="_Toc211266321" w:history="1">
             <w:r>
               <w:rPr>
                 <w:rStyle w:val="Hyperlink"/>
@@ -1806,7 +1811,7 @@
                 <w:rFonts w:eastAsia="Arial"/>
                 <w:noProof/>
               </w:rPr>
-              <w:t>BUSINESS BACKGROUND</w:t>
+              <w:t>Business Background</w:t>
             </w:r>
             <w:r>
               <w:rPr>
@@ -1827,7 +1832,7 @@
                 <w:noProof/>
                 <w:webHidden/>
               </w:rPr>
-              <w:instrText xml:space="preserve"> PAGEREF _Toc211265424 \h </w:instrText>
+              <w:instrText xml:space="preserve"> PAGEREF _Toc211266321 \h </w:instrText>
             </w:r>
             <w:r>
               <w:rPr>
@@ -1847,7 +1852,7 @@
                 <w:noProof/>
                 <w:webHidden/>
               </w:rPr>
-              <w:t>4</w:t>
+              <w:t>1</w:t>
             </w:r>
             <w:r>
               <w:rPr>
@@ -1870,7 +1875,7 @@
               <w:noProof/>
             </w:rPr>
           </w:pPr>
-          <w:hyperlink w:anchor="_Toc211265425" w:history="1">
+          <w:hyperlink w:anchor="_Toc211266322" w:history="1">
             <w:r>
               <w:rPr>
                 <w:rStyle w:val="Hyperlink"/>
@@ -1892,7 +1897,7 @@
                 <w:rFonts w:eastAsia="Arial"/>
                 <w:noProof/>
               </w:rPr>
-              <w:t>PROBLEM STATEMENT</w:t>
+              <w:t>Problem Statement</w:t>
             </w:r>
             <w:r>
               <w:rPr>
@@ -1913,7 +1918,7 @@
                 <w:noProof/>
                 <w:webHidden/>
               </w:rPr>
-              <w:instrText xml:space="preserve"> PAGEREF _Toc211265425 \h </w:instrText>
+              <w:instrText xml:space="preserve"> PAGEREF _Toc211266322 \h </w:instrText>
             </w:r>
             <w:r>
               <w:rPr>
@@ -1933,7 +1938,7 @@
                 <w:noProof/>
                 <w:webHidden/>
               </w:rPr>
-              <w:t>4</w:t>
+              <w:t>1</w:t>
             </w:r>
             <w:r>
               <w:rPr>
@@ -1956,7 +1961,7 @@
               <w:noProof/>
             </w:rPr>
           </w:pPr>
-          <w:hyperlink w:anchor="_Toc211265426" w:history="1">
+          <w:hyperlink w:anchor="_Toc211266323" w:history="1">
             <w:r>
               <w:rPr>
                 <w:rStyle w:val="Hyperlink"/>
@@ -1978,7 +1983,7 @@
                 <w:rFonts w:eastAsia="Arial"/>
                 <w:noProof/>
               </w:rPr>
-              <w:t>SOLUTION</w:t>
+              <w:t>Solution</w:t>
             </w:r>
             <w:r>
               <w:rPr>
@@ -1999,7 +2004,7 @@
                 <w:noProof/>
                 <w:webHidden/>
               </w:rPr>
-              <w:instrText xml:space="preserve"> PAGEREF _Toc211265426 \h </w:instrText>
+              <w:instrText xml:space="preserve"> PAGEREF _Toc211266323 \h </w:instrText>
             </w:r>
             <w:r>
               <w:rPr>
@@ -2019,7 +2024,7 @@
                 <w:noProof/>
                 <w:webHidden/>
               </w:rPr>
-              <w:t>5</w:t>
+              <w:t>2</w:t>
             </w:r>
             <w:r>
               <w:rPr>
@@ -2042,7 +2047,7 @@
               <w:noProof/>
             </w:rPr>
           </w:pPr>
-          <w:hyperlink w:anchor="_Toc211265427" w:history="1">
+          <w:hyperlink w:anchor="_Toc211266324" w:history="1">
             <w:r>
               <w:rPr>
                 <w:rStyle w:val="Hyperlink"/>
@@ -2064,7 +2069,7 @@
                 <w:rFonts w:eastAsia="Arial"/>
                 <w:noProof/>
               </w:rPr>
-              <w:t>HOW WILL IT BENEFIT THE COMMUNITY?</w:t>
+              <w:t>How will it benefit the community?</w:t>
             </w:r>
             <w:r>
               <w:rPr>
@@ -2085,7 +2090,7 @@
                 <w:noProof/>
                 <w:webHidden/>
               </w:rPr>
-              <w:instrText xml:space="preserve"> PAGEREF _Toc211265427 \h </w:instrText>
+              <w:instrText xml:space="preserve"> PAGEREF _Toc211266324 \h </w:instrText>
             </w:r>
             <w:r>
               <w:rPr>
@@ -2105,7 +2110,7 @@
                 <w:noProof/>
                 <w:webHidden/>
               </w:rPr>
-              <w:t>5</w:t>
+              <w:t>2</w:t>
             </w:r>
             <w:r>
               <w:rPr>
@@ -2128,7 +2133,7 @@
               <w:noProof/>
             </w:rPr>
           </w:pPr>
-          <w:hyperlink w:anchor="_Toc211265428" w:history="1">
+          <w:hyperlink w:anchor="_Toc211266325" w:history="1">
             <w:r>
               <w:rPr>
                 <w:rStyle w:val="Hyperlink"/>
@@ -2171,7 +2176,7 @@
                 <w:noProof/>
                 <w:webHidden/>
               </w:rPr>
-              <w:instrText xml:space="preserve"> PAGEREF _Toc211265428 \h </w:instrText>
+              <w:instrText xml:space="preserve"> PAGEREF _Toc211266325 \h </w:instrText>
             </w:r>
             <w:r>
               <w:rPr>
@@ -2191,7 +2196,7 @@
                 <w:noProof/>
                 <w:webHidden/>
               </w:rPr>
-              <w:t>5</w:t>
+              <w:t>2</w:t>
             </w:r>
             <w:r>
               <w:rPr>
@@ -2214,7 +2219,7 @@
               <w:noProof/>
             </w:rPr>
           </w:pPr>
-          <w:hyperlink w:anchor="_Toc211265429" w:history="1">
+          <w:hyperlink w:anchor="_Toc211266326" w:history="1">
             <w:r>
               <w:rPr>
                 <w:rStyle w:val="Hyperlink"/>
@@ -2255,7 +2260,7 @@
                 <w:noProof/>
                 <w:webHidden/>
               </w:rPr>
-              <w:instrText xml:space="preserve"> PAGEREF _Toc211265429 \h </w:instrText>
+              <w:instrText xml:space="preserve"> PAGEREF _Toc211266326 \h </w:instrText>
             </w:r>
             <w:r>
               <w:rPr>
@@ -2275,7 +2280,7 @@
                 <w:noProof/>
                 <w:webHidden/>
               </w:rPr>
-              <w:t>5</w:t>
+              <w:t>2</w:t>
             </w:r>
             <w:r>
               <w:rPr>
@@ -2298,7 +2303,7 @@
               <w:noProof/>
             </w:rPr>
           </w:pPr>
-          <w:hyperlink w:anchor="_Toc211265430" w:history="1">
+          <w:hyperlink w:anchor="_Toc211266327" w:history="1">
             <w:r>
               <w:rPr>
                 <w:rStyle w:val="Hyperlink"/>
@@ -2341,7 +2346,7 @@
                 <w:noProof/>
                 <w:webHidden/>
               </w:rPr>
-              <w:instrText xml:space="preserve"> PAGEREF _Toc211265430 \h </w:instrText>
+              <w:instrText xml:space="preserve"> PAGEREF _Toc211266327 \h </w:instrText>
             </w:r>
             <w:r>
               <w:rPr>
@@ -2361,7 +2366,7 @@
                 <w:noProof/>
                 <w:webHidden/>
               </w:rPr>
-              <w:t>5</w:t>
+              <w:t>2</w:t>
             </w:r>
             <w:r>
               <w:rPr>
@@ -2384,7 +2389,7 @@
               <w:noProof/>
             </w:rPr>
           </w:pPr>
-          <w:hyperlink w:anchor="_Toc211265431" w:history="1">
+          <w:hyperlink w:anchor="_Toc211266328" w:history="1">
             <w:r>
               <w:rPr>
                 <w:rStyle w:val="Hyperlink"/>
@@ -2427,7 +2432,7 @@
                 <w:noProof/>
                 <w:webHidden/>
               </w:rPr>
-              <w:instrText xml:space="preserve"> PAGEREF _Toc211265431 \h </w:instrText>
+              <w:instrText xml:space="preserve"> PAGEREF _Toc211266328 \h </w:instrText>
             </w:r>
             <w:r>
               <w:rPr>
@@ -2447,7 +2452,7 @@
                 <w:noProof/>
                 <w:webHidden/>
               </w:rPr>
-              <w:t>6</w:t>
+              <w:t>2</w:t>
             </w:r>
             <w:r>
               <w:rPr>
@@ -2470,7 +2475,7 @@
               <w:noProof/>
             </w:rPr>
           </w:pPr>
-          <w:hyperlink w:anchor="_Toc211265432" w:history="1">
+          <w:hyperlink w:anchor="_Toc211266329" w:history="1">
             <w:r>
               <w:rPr>
                 <w:rStyle w:val="Hyperlink"/>
@@ -2513,7 +2518,7 @@
                 <w:noProof/>
                 <w:webHidden/>
               </w:rPr>
-              <w:instrText xml:space="preserve"> PAGEREF _Toc211265432 \h </w:instrText>
+              <w:instrText xml:space="preserve"> PAGEREF _Toc211266329 \h </w:instrText>
             </w:r>
             <w:r>
               <w:rPr>
@@ -2533,7 +2538,7 @@
                 <w:noProof/>
                 <w:webHidden/>
               </w:rPr>
-              <w:t>6</w:t>
+              <w:t>3</w:t>
             </w:r>
             <w:r>
               <w:rPr>
@@ -2556,7 +2561,7 @@
               <w:noProof/>
             </w:rPr>
           </w:pPr>
-          <w:hyperlink w:anchor="_Toc211265433" w:history="1">
+          <w:hyperlink w:anchor="_Toc211266330" w:history="1">
             <w:r>
               <w:rPr>
                 <w:rStyle w:val="Hyperlink"/>
@@ -2599,7 +2604,7 @@
                 <w:noProof/>
                 <w:webHidden/>
               </w:rPr>
-              <w:instrText xml:space="preserve"> PAGEREF _Toc211265433 \h </w:instrText>
+              <w:instrText xml:space="preserve"> PAGEREF _Toc211266330 \h </w:instrText>
             </w:r>
             <w:r>
               <w:rPr>
@@ -2619,7 +2624,7 @@
                 <w:noProof/>
                 <w:webHidden/>
               </w:rPr>
-              <w:t>6</w:t>
+              <w:t>3</w:t>
             </w:r>
             <w:r>
               <w:rPr>
@@ -2642,7 +2647,7 @@
               <w:noProof/>
             </w:rPr>
           </w:pPr>
-          <w:hyperlink w:anchor="_Toc211265434" w:history="1">
+          <w:hyperlink w:anchor="_Toc211266331" w:history="1">
             <w:r>
               <w:rPr>
                 <w:rStyle w:val="Hyperlink"/>
@@ -2685,7 +2690,7 @@
                 <w:noProof/>
                 <w:webHidden/>
               </w:rPr>
-              <w:instrText xml:space="preserve"> PAGEREF _Toc211265434 \h </w:instrText>
+              <w:instrText xml:space="preserve"> PAGEREF _Toc211266331 \h </w:instrText>
             </w:r>
             <w:r>
               <w:rPr>
@@ -2705,7 +2710,7 @@
                 <w:noProof/>
                 <w:webHidden/>
               </w:rPr>
-              <w:t>6</w:t>
+              <w:t>3</w:t>
             </w:r>
             <w:r>
               <w:rPr>
@@ -2728,7 +2733,7 @@
               <w:noProof/>
             </w:rPr>
           </w:pPr>
-          <w:hyperlink w:anchor="_Toc211265435" w:history="1">
+          <w:hyperlink w:anchor="_Toc211266332" w:history="1">
             <w:r>
               <w:rPr>
                 <w:rStyle w:val="Hyperlink"/>
@@ -2771,7 +2776,7 @@
                 <w:noProof/>
                 <w:webHidden/>
               </w:rPr>
-              <w:instrText xml:space="preserve"> PAGEREF _Toc211265435 \h </w:instrText>
+              <w:instrText xml:space="preserve"> PAGEREF _Toc211266332 \h </w:instrText>
             </w:r>
             <w:r>
               <w:rPr>
@@ -2791,7 +2796,7 @@
                 <w:noProof/>
                 <w:webHidden/>
               </w:rPr>
-              <w:t>7</w:t>
+              <w:t>4</w:t>
             </w:r>
             <w:r>
               <w:rPr>
@@ -2814,7 +2819,7 @@
               <w:noProof/>
             </w:rPr>
           </w:pPr>
-          <w:hyperlink w:anchor="_Toc211265436" w:history="1">
+          <w:hyperlink w:anchor="_Toc211266333" w:history="1">
             <w:r>
               <w:rPr>
                 <w:rStyle w:val="Hyperlink"/>
@@ -2857,7 +2862,7 @@
                 <w:noProof/>
                 <w:webHidden/>
               </w:rPr>
-              <w:instrText xml:space="preserve"> PAGEREF _Toc211265436 \h </w:instrText>
+              <w:instrText xml:space="preserve"> PAGEREF _Toc211266333 \h </w:instrText>
             </w:r>
             <w:r>
               <w:rPr>
@@ -2877,7 +2882,7 @@
                 <w:noProof/>
                 <w:webHidden/>
               </w:rPr>
-              <w:t>7</w:t>
+              <w:t>4</w:t>
             </w:r>
             <w:r>
               <w:rPr>
@@ -2900,7 +2905,7 @@
               <w:noProof/>
             </w:rPr>
           </w:pPr>
-          <w:hyperlink w:anchor="_Toc211265437" w:history="1">
+          <w:hyperlink w:anchor="_Toc211266334" w:history="1">
             <w:r>
               <w:rPr>
                 <w:rStyle w:val="Hyperlink"/>
@@ -2920,7 +2925,7 @@
                 <w:rStyle w:val="Hyperlink"/>
                 <w:noProof/>
               </w:rPr>
-              <w:t>GRAMMARLY WRITING REPORT</w:t>
+              <w:t>Grammarly writing report</w:t>
             </w:r>
             <w:r>
               <w:rPr>
@@ -2941,7 +2946,7 @@
                 <w:noProof/>
                 <w:webHidden/>
               </w:rPr>
-              <w:instrText xml:space="preserve"> PAGEREF _Toc211265437 \h </w:instrText>
+              <w:instrText xml:space="preserve"> PAGEREF _Toc211266334 \h </w:instrText>
             </w:r>
             <w:r>
               <w:rPr>
@@ -2961,7 +2966,7 @@
                 <w:noProof/>
                 <w:webHidden/>
               </w:rPr>
-              <w:t>8</w:t>
+              <w:t>5</w:t>
             </w:r>
             <w:r>
               <w:rPr>
@@ -2984,7 +2989,7 @@
               <w:noProof/>
             </w:rPr>
           </w:pPr>
-          <w:hyperlink w:anchor="_Toc211265438" w:history="1">
+          <w:hyperlink w:anchor="_Toc211266335" w:history="1">
             <w:r>
               <w:rPr>
                 <w:rStyle w:val="Hyperlink"/>
@@ -3025,7 +3030,7 @@
                 <w:noProof/>
                 <w:webHidden/>
               </w:rPr>
-              <w:instrText xml:space="preserve"> PAGEREF _Toc211265438 \h </w:instrText>
+              <w:instrText xml:space="preserve"> PAGEREF _Toc211266335 \h </w:instrText>
             </w:r>
             <w:r>
               <w:rPr>
@@ -3045,7 +3050,7 @@
                 <w:noProof/>
                 <w:webHidden/>
               </w:rPr>
-              <w:t>9</w:t>
+              <w:t>6</w:t>
             </w:r>
             <w:r>
               <w:rPr>
@@ -3078,8 +3083,10 @@
     <w:p>
       <w:pPr>
         <w:sectPr>
+          <w:footerReference w:type="default" r:id="rId25"/>
           <w:pgSz w:w="11907" w:h="16840" w:code="9"/>
           <w:pgMar w:top="1440" w:right="1440" w:bottom="1440" w:left="1440" w:header="720" w:footer="680" w:gutter="0"/>
+          <w:pgNumType w:start="1"/>
           <w:cols w:space="720"/>
           <w:docGrid w:linePitch="360"/>
         </w:sectPr>
@@ -3095,7 +3102,7 @@
           <w:szCs w:val="24"/>
         </w:rPr>
       </w:pPr>
-      <w:bookmarkStart w:id="0" w:name="_Toc211265424"/>
+      <w:bookmarkStart w:id="0" w:name="_Toc211266321"/>
       <w:r>
         <w:rPr>
           <w:rFonts w:eastAsia="Arial"/>
@@ -3140,7 +3147,7 @@
           <w:szCs w:val="24"/>
         </w:rPr>
       </w:pPr>
-      <w:bookmarkStart w:id="1" w:name="_Toc211265425"/>
+      <w:bookmarkStart w:id="1" w:name="_Toc211266322"/>
       <w:r>
         <w:rPr>
           <w:rFonts w:eastAsia="Arial"/>
@@ -3220,7 +3227,7 @@
           <w:szCs w:val="24"/>
         </w:rPr>
       </w:pPr>
-      <w:bookmarkStart w:id="2" w:name="_Toc211265426"/>
+      <w:bookmarkStart w:id="2" w:name="_Toc211266323"/>
       <w:r>
         <w:rPr>
           <w:rFonts w:eastAsia="Arial"/>
@@ -3276,7 +3283,7 @@
           <w:szCs w:val="24"/>
         </w:rPr>
       </w:pPr>
-      <w:bookmarkStart w:id="3" w:name="_Toc211265427"/>
+      <w:bookmarkStart w:id="3" w:name="_Toc211266324"/>
       <w:r>
         <w:rPr>
           <w:rFonts w:eastAsia="Arial"/>
@@ -3320,7 +3327,7 @@
           <w:szCs w:val="24"/>
         </w:rPr>
       </w:pPr>
-      <w:bookmarkStart w:id="4" w:name="_Toc211265428"/>
+      <w:bookmarkStart w:id="4" w:name="_Toc211266325"/>
       <w:r>
         <w:rPr>
           <w:rFonts w:eastAsia="Arial"/>
@@ -3343,7 +3350,7 @@
           <w:szCs w:val="24"/>
         </w:rPr>
       </w:pPr>
-      <w:bookmarkStart w:id="5" w:name="_Toc211265429"/>
+      <w:bookmarkStart w:id="5" w:name="_Toc211266326"/>
       <w:r>
         <w:rPr>
           <w:szCs w:val="24"/>
@@ -3491,7 +3498,7 @@
           <w:rFonts w:eastAsia="Arial"/>
         </w:rPr>
       </w:pPr>
-      <w:bookmarkStart w:id="6" w:name="_Toc211265430"/>
+      <w:bookmarkStart w:id="6" w:name="_Toc211266327"/>
       <w:r>
         <w:rPr>
           <w:rFonts w:eastAsia="Arial"/>
@@ -3582,13 +3589,12 @@
           <w:szCs w:val="24"/>
         </w:rPr>
       </w:pPr>
-      <w:bookmarkStart w:id="7" w:name="_Toc211265431"/>
+      <w:bookmarkStart w:id="7" w:name="_Toc211266328"/>
       <w:r>
         <w:rPr>
           <w:rFonts w:eastAsia="Arial"/>
           <w:szCs w:val="24"/>
         </w:rPr>
-        <w:lastRenderedPageBreak/>
         <w:t>Technical requirements</w:t>
       </w:r>
       <w:bookmarkEnd w:id="7"/>
@@ -3630,6 +3636,7 @@
         <w:rPr>
           <w:rFonts w:eastAsia="Arial"/>
         </w:rPr>
+        <w:lastRenderedPageBreak/>
         <w:t>Programming languages: Python</w:t>
       </w:r>
     </w:p>
@@ -3739,7 +3746,7 @@
           <w:szCs w:val="24"/>
         </w:rPr>
       </w:pPr>
-      <w:bookmarkStart w:id="8" w:name="_Toc211265432"/>
+      <w:bookmarkStart w:id="8" w:name="_Toc211266329"/>
       <w:r>
         <w:rPr>
           <w:rFonts w:eastAsia="Arial"/>
@@ -3847,7 +3854,7 @@
           <w:szCs w:val="24"/>
         </w:rPr>
       </w:pPr>
-      <w:bookmarkStart w:id="9" w:name="_Toc211265433"/>
+      <w:bookmarkStart w:id="9" w:name="_Toc211266330"/>
       <w:r>
         <w:rPr>
           <w:rFonts w:eastAsia="Arial"/>
@@ -3939,7 +3946,7 @@
           <w:szCs w:val="24"/>
         </w:rPr>
       </w:pPr>
-      <w:bookmarkStart w:id="10" w:name="_Toc211265434"/>
+      <w:bookmarkStart w:id="10" w:name="_Toc211266331"/>
       <w:r>
         <w:rPr>
           <w:rFonts w:eastAsia="Arial"/>
@@ -4216,7 +4223,6 @@
         <w:rPr>
           <w:rFonts w:eastAsia="Arial"/>
         </w:rPr>
-        <w:lastRenderedPageBreak/>
         <w:t>Canva</w:t>
       </w:r>
     </w:p>
@@ -4297,6 +4303,7 @@
         <w:rPr>
           <w:rFonts w:eastAsia="Arial"/>
         </w:rPr>
+        <w:lastRenderedPageBreak/>
         <w:t>Grammarly</w:t>
       </w:r>
     </w:p>
@@ -4312,7 +4319,7 @@
           <w:szCs w:val="24"/>
         </w:rPr>
       </w:pPr>
-      <w:bookmarkStart w:id="11" w:name="_Toc211265435"/>
+      <w:bookmarkStart w:id="11" w:name="_Toc211266332"/>
       <w:r>
         <w:rPr>
           <w:rFonts w:eastAsia="Arial"/>
@@ -4556,7 +4563,7 @@
           <w:szCs w:val="24"/>
         </w:rPr>
       </w:pPr>
-      <w:bookmarkStart w:id="12" w:name="_Toc211265436"/>
+      <w:bookmarkStart w:id="12" w:name="_Toc211266333"/>
       <w:r>
         <w:rPr>
           <w:rFonts w:eastAsia="Arial"/>
@@ -4659,7 +4666,7 @@
       <w:pPr>
         <w:pStyle w:val="Heading1"/>
       </w:pPr>
-      <w:bookmarkStart w:id="13" w:name="_Toc211265437"/>
+      <w:bookmarkStart w:id="13" w:name="_Toc211266334"/>
       <w:r>
         <w:lastRenderedPageBreak/>
         <w:t>Gramm</w:t>
@@ -5247,7 +5254,7 @@
                           <pic:cNvPicPr/>
                         </pic:nvPicPr>
                         <pic:blipFill>
-                          <a:blip r:embed="rId20" cstate="print">
+                          <a:blip r:embed="rId26" cstate="print">
                             <a:extLst>
                               <a:ext uri="{28A0092B-C50C-407E-A947-70E740481C1C}">
                                 <a14:useLocalDpi xmlns:a14="http://schemas.microsoft.com/office/drawing/2010/main" val="0"/>
@@ -6551,7 +6558,7 @@
       <w:pPr>
         <w:pStyle w:val="Heading1"/>
       </w:pPr>
-      <w:bookmarkStart w:id="14" w:name="_Toc211265438"/>
+      <w:bookmarkStart w:id="14" w:name="_Toc211266335"/>
       <w:r>
         <w:lastRenderedPageBreak/>
         <w:t>REFERENC</w:t>
@@ -6606,8 +6613,10 @@
       </w:pPr>
     </w:p>
     <w:sectPr>
-      <w:pgSz w:w="12240" w:h="15840"/>
+      <w:footerReference w:type="default" r:id="rId27"/>
+      <w:pgSz w:w="11906" w:h="16838" w:code="9"/>
       <w:pgMar w:top="1440" w:right="1440" w:bottom="1440" w:left="1440" w:header="708" w:footer="708" w:gutter="0"/>
+      <w:pgNumType w:start="1"/>
       <w:cols w:space="708"/>
       <w:docGrid w:linePitch="360"/>
     </w:sectPr>
@@ -6640,6 +6649,111 @@
 </w:endnotes>
 </file>
 
+<file path=word/footer1.xml><?xml version="1.0" encoding="utf-8"?>
+<w:ftr xmlns:wpc="http://schemas.microsoft.com/office/word/2010/wordprocessingCanvas" xmlns:cx="http://schemas.microsoft.com/office/drawing/2014/chartex" xmlns:cx1="http://schemas.microsoft.com/office/drawing/2015/9/8/chartex" xmlns:cx2="http://schemas.microsoft.com/office/drawing/2015/10/21/chartex" xmlns:cx3="http://schemas.microsoft.com/office/drawing/2016/5/9/chartex" xmlns:cx4="http://schemas.microsoft.com/office/drawing/2016/5/10/chartex" xmlns:cx5="http://schemas.microsoft.com/office/drawing/2016/5/11/chartex" xmlns:cx6="http://schemas.microsoft.com/office/drawing/2016/5/12/chartex" xmlns:cx7="http://schemas.microsoft.com/office/drawing/2016/5/13/chartex" xmlns:cx8="http://schemas.microsoft.com/office/drawing/2016/5/14/chartex" xmlns:mc="http://schemas.openxmlformats.org/markup-compatibility/2006" xmlns:aink="http://schemas.microsoft.com/office/drawing/2016/ink" xmlns:am3d="http://schemas.microsoft.com/office/drawing/2017/model3d" xmlns:o="urn:schemas-microsoft-com:office:office" xmlns:oel="http://schemas.microsoft.com/office/2019/extlst" xmlns:r="http://schemas.openxmlformats.org/officeDocument/2006/relationships" xmlns:m="http://schemas.openxmlformats.org/officeDocument/2006/math" xmlns:v="urn:schemas-microsoft-com:vml" xmlns:wp14="http://schemas.microsoft.com/office/word/2010/wordprocessingDrawing" xmlns:wp="http://schemas.openxmlformats.org/drawingml/2006/wordprocessingDrawing" xmlns:w10="urn:schemas-microsoft-com:office:word" xmlns:w="http://schemas.openxmlformats.org/wordprocessingml/2006/main" xmlns:w14="http://schemas.microsoft.com/office/word/2010/wordml" xmlns:w15="http://schemas.microsoft.com/office/word/2012/wordml" xmlns:w16cex="http://schemas.microsoft.com/office/word/2018/wordml/cex" xmlns:w16cid="http://schemas.microsoft.com/office/word/2016/wordml/cid" xmlns:w16="http://schemas.microsoft.com/office/word/2018/wordml" xmlns:w16du="http://schemas.microsoft.com/office/word/2023/wordml/word16du" xmlns:w16sdtdh="http://schemas.microsoft.com/office/word/2020/wordml/sdtdatahash" xmlns:w16sdtfl="http://schemas.microsoft.com/office/word/2024/wordml/sdtformatlock" xmlns:w16se="http://schemas.microsoft.com/office/word/2015/wordml/symex" xmlns:wpg="http://schemas.microsoft.com/office/word/2010/wordprocessingGroup" xmlns:wpi="http://schemas.microsoft.com/office/word/2010/wordprocessingInk" xmlns:wne="http://schemas.microsoft.com/office/word/2006/wordml" xmlns:wps="http://schemas.microsoft.com/office/word/2010/wordprocessingShape" mc:Ignorable="w14 w15 w16se w16cid w16 w16cex w16sdtdh w16sdtfl w16du wp14">
+  <w:p>
+    <w:pPr>
+      <w:pStyle w:val="Footer"/>
+    </w:pPr>
+  </w:p>
+</w:ftr>
+</file>
+
+<file path=word/footer2.xml><?xml version="1.0" encoding="utf-8"?>
+<w:ftr xmlns:wpc="http://schemas.microsoft.com/office/word/2010/wordprocessingCanvas" xmlns:cx="http://schemas.microsoft.com/office/drawing/2014/chartex" xmlns:cx1="http://schemas.microsoft.com/office/drawing/2015/9/8/chartex" xmlns:cx2="http://schemas.microsoft.com/office/drawing/2015/10/21/chartex" xmlns:cx3="http://schemas.microsoft.com/office/drawing/2016/5/9/chartex" xmlns:cx4="http://schemas.microsoft.com/office/drawing/2016/5/10/chartex" xmlns:cx5="http://schemas.microsoft.com/office/drawing/2016/5/11/chartex" xmlns:cx6="http://schemas.microsoft.com/office/drawing/2016/5/12/chartex" xmlns:cx7="http://schemas.microsoft.com/office/drawing/2016/5/13/chartex" xmlns:cx8="http://schemas.microsoft.com/office/drawing/2016/5/14/chartex" xmlns:mc="http://schemas.openxmlformats.org/markup-compatibility/2006" xmlns:aink="http://schemas.microsoft.com/office/drawing/2016/ink" xmlns:am3d="http://schemas.microsoft.com/office/drawing/2017/model3d" xmlns:o="urn:schemas-microsoft-com:office:office" xmlns:oel="http://schemas.microsoft.com/office/2019/extlst" xmlns:r="http://schemas.openxmlformats.org/officeDocument/2006/relationships" xmlns:m="http://schemas.openxmlformats.org/officeDocument/2006/math" xmlns:v="urn:schemas-microsoft-com:vml" xmlns:wp14="http://schemas.microsoft.com/office/word/2010/wordprocessingDrawing" xmlns:wp="http://schemas.openxmlformats.org/drawingml/2006/wordprocessingDrawing" xmlns:w10="urn:schemas-microsoft-com:office:word" xmlns:w="http://schemas.openxmlformats.org/wordprocessingml/2006/main" xmlns:w14="http://schemas.microsoft.com/office/word/2010/wordml" xmlns:w15="http://schemas.microsoft.com/office/word/2012/wordml" xmlns:w16cex="http://schemas.microsoft.com/office/word/2018/wordml/cex" xmlns:w16cid="http://schemas.microsoft.com/office/word/2016/wordml/cid" xmlns:w16="http://schemas.microsoft.com/office/word/2018/wordml" xmlns:w16du="http://schemas.microsoft.com/office/word/2023/wordml/word16du" xmlns:w16sdtdh="http://schemas.microsoft.com/office/word/2020/wordml/sdtdatahash" xmlns:w16sdtfl="http://schemas.microsoft.com/office/word/2024/wordml/sdtformatlock" xmlns:w16se="http://schemas.microsoft.com/office/word/2015/wordml/symex" xmlns:wpg="http://schemas.microsoft.com/office/word/2010/wordprocessingGroup" xmlns:wpi="http://schemas.microsoft.com/office/word/2010/wordprocessingInk" xmlns:wne="http://schemas.microsoft.com/office/word/2006/wordml" xmlns:wps="http://schemas.microsoft.com/office/word/2010/wordprocessingShape" mc:Ignorable="w14 w15 w16se w16cid w16 w16cex w16sdtdh w16sdtfl w16du wp14">
+  <w:p>
+    <w:pPr>
+      <w:pStyle w:val="Footer"/>
+      <w:jc w:val="right"/>
+    </w:pPr>
+  </w:p>
+  <w:p>
+    <w:pPr>
+      <w:pStyle w:val="Footer"/>
+    </w:pPr>
+  </w:p>
+</w:ftr>
+</file>
+
+<file path=word/footer3.xml><?xml version="1.0" encoding="utf-8"?>
+<w:ftr xmlns:wpc="http://schemas.microsoft.com/office/word/2010/wordprocessingCanvas" xmlns:cx="http://schemas.microsoft.com/office/drawing/2014/chartex" xmlns:cx1="http://schemas.microsoft.com/office/drawing/2015/9/8/chartex" xmlns:cx2="http://schemas.microsoft.com/office/drawing/2015/10/21/chartex" xmlns:cx3="http://schemas.microsoft.com/office/drawing/2016/5/9/chartex" xmlns:cx4="http://schemas.microsoft.com/office/drawing/2016/5/10/chartex" xmlns:cx5="http://schemas.microsoft.com/office/drawing/2016/5/11/chartex" xmlns:cx6="http://schemas.microsoft.com/office/drawing/2016/5/12/chartex" xmlns:cx7="http://schemas.microsoft.com/office/drawing/2016/5/13/chartex" xmlns:cx8="http://schemas.microsoft.com/office/drawing/2016/5/14/chartex" xmlns:mc="http://schemas.openxmlformats.org/markup-compatibility/2006" xmlns:aink="http://schemas.microsoft.com/office/drawing/2016/ink" xmlns:am3d="http://schemas.microsoft.com/office/drawing/2017/model3d" xmlns:o="urn:schemas-microsoft-com:office:office" xmlns:oel="http://schemas.microsoft.com/office/2019/extlst" xmlns:r="http://schemas.openxmlformats.org/officeDocument/2006/relationships" xmlns:m="http://schemas.openxmlformats.org/officeDocument/2006/math" xmlns:v="urn:schemas-microsoft-com:vml" xmlns:wp14="http://schemas.microsoft.com/office/word/2010/wordprocessingDrawing" xmlns:wp="http://schemas.openxmlformats.org/drawingml/2006/wordprocessingDrawing" xmlns:w10="urn:schemas-microsoft-com:office:word" xmlns:w="http://schemas.openxmlformats.org/wordprocessingml/2006/main" xmlns:w14="http://schemas.microsoft.com/office/word/2010/wordml" xmlns:w15="http://schemas.microsoft.com/office/word/2012/wordml" xmlns:w16cex="http://schemas.microsoft.com/office/word/2018/wordml/cex" xmlns:w16cid="http://schemas.microsoft.com/office/word/2016/wordml/cid" xmlns:w16="http://schemas.microsoft.com/office/word/2018/wordml" xmlns:w16du="http://schemas.microsoft.com/office/word/2023/wordml/word16du" xmlns:w16sdtdh="http://schemas.microsoft.com/office/word/2020/wordml/sdtdatahash" xmlns:w16sdtfl="http://schemas.microsoft.com/office/word/2024/wordml/sdtformatlock" xmlns:w16se="http://schemas.microsoft.com/office/word/2015/wordml/symex" xmlns:wpg="http://schemas.microsoft.com/office/word/2010/wordprocessingGroup" xmlns:wpi="http://schemas.microsoft.com/office/word/2010/wordprocessingInk" xmlns:wne="http://schemas.microsoft.com/office/word/2006/wordml" xmlns:wps="http://schemas.microsoft.com/office/word/2010/wordprocessingShape" mc:Ignorable="w14 w15 w16se w16cid w16 w16cex w16sdtdh w16sdtfl w16du wp14">
+  <w:p>
+    <w:pPr>
+      <w:pStyle w:val="Footer"/>
+    </w:pPr>
+  </w:p>
+</w:ftr>
+</file>
+
+<file path=word/footer4.xml><?xml version="1.0" encoding="utf-8"?>
+<w:ftr xmlns:wpc="http://schemas.microsoft.com/office/word/2010/wordprocessingCanvas" xmlns:cx="http://schemas.microsoft.com/office/drawing/2014/chartex" xmlns:cx1="http://schemas.microsoft.com/office/drawing/2015/9/8/chartex" xmlns:cx2="http://schemas.microsoft.com/office/drawing/2015/10/21/chartex" xmlns:cx3="http://schemas.microsoft.com/office/drawing/2016/5/9/chartex" xmlns:cx4="http://schemas.microsoft.com/office/drawing/2016/5/10/chartex" xmlns:cx5="http://schemas.microsoft.com/office/drawing/2016/5/11/chartex" xmlns:cx6="http://schemas.microsoft.com/office/drawing/2016/5/12/chartex" xmlns:cx7="http://schemas.microsoft.com/office/drawing/2016/5/13/chartex" xmlns:cx8="http://schemas.microsoft.com/office/drawing/2016/5/14/chartex" xmlns:mc="http://schemas.openxmlformats.org/markup-compatibility/2006" xmlns:aink="http://schemas.microsoft.com/office/drawing/2016/ink" xmlns:am3d="http://schemas.microsoft.com/office/drawing/2017/model3d" xmlns:o="urn:schemas-microsoft-com:office:office" xmlns:oel="http://schemas.microsoft.com/office/2019/extlst" xmlns:r="http://schemas.openxmlformats.org/officeDocument/2006/relationships" xmlns:m="http://schemas.openxmlformats.org/officeDocument/2006/math" xmlns:v="urn:schemas-microsoft-com:vml" xmlns:wp14="http://schemas.microsoft.com/office/word/2010/wordprocessingDrawing" xmlns:wp="http://schemas.openxmlformats.org/drawingml/2006/wordprocessingDrawing" xmlns:w10="urn:schemas-microsoft-com:office:word" xmlns:w="http://schemas.openxmlformats.org/wordprocessingml/2006/main" xmlns:w14="http://schemas.microsoft.com/office/word/2010/wordml" xmlns:w15="http://schemas.microsoft.com/office/word/2012/wordml" xmlns:w16cex="http://schemas.microsoft.com/office/word/2018/wordml/cex" xmlns:w16cid="http://schemas.microsoft.com/office/word/2016/wordml/cid" xmlns:w16="http://schemas.microsoft.com/office/word/2018/wordml" xmlns:w16du="http://schemas.microsoft.com/office/word/2023/wordml/word16du" xmlns:w16sdtdh="http://schemas.microsoft.com/office/word/2020/wordml/sdtdatahash" xmlns:w16sdtfl="http://schemas.microsoft.com/office/word/2024/wordml/sdtformatlock" xmlns:w16se="http://schemas.microsoft.com/office/word/2015/wordml/symex" xmlns:wpg="http://schemas.microsoft.com/office/word/2010/wordprocessingGroup" xmlns:wpi="http://schemas.microsoft.com/office/word/2010/wordprocessingInk" xmlns:wne="http://schemas.microsoft.com/office/word/2006/wordml" xmlns:wps="http://schemas.microsoft.com/office/word/2010/wordprocessingShape" mc:Ignorable="w14 w15 w16se w16cid w16 w16cex w16sdtdh w16sdtfl w16du wp14">
+  <w:p>
+    <w:pPr>
+      <w:pStyle w:val="Footer"/>
+      <w:jc w:val="right"/>
+    </w:pPr>
+  </w:p>
+  <w:p>
+    <w:pPr>
+      <w:pStyle w:val="Footer"/>
+    </w:pPr>
+  </w:p>
+</w:ftr>
+</file>
+
+<file path=word/footer5.xml><?xml version="1.0" encoding="utf-8"?>
+<w:ftr xmlns:wpc="http://schemas.microsoft.com/office/word/2010/wordprocessingCanvas" xmlns:cx="http://schemas.microsoft.com/office/drawing/2014/chartex" xmlns:cx1="http://schemas.microsoft.com/office/drawing/2015/9/8/chartex" xmlns:cx2="http://schemas.microsoft.com/office/drawing/2015/10/21/chartex" xmlns:cx3="http://schemas.microsoft.com/office/drawing/2016/5/9/chartex" xmlns:cx4="http://schemas.microsoft.com/office/drawing/2016/5/10/chartex" xmlns:cx5="http://schemas.microsoft.com/office/drawing/2016/5/11/chartex" xmlns:cx6="http://schemas.microsoft.com/office/drawing/2016/5/12/chartex" xmlns:cx7="http://schemas.microsoft.com/office/drawing/2016/5/13/chartex" xmlns:cx8="http://schemas.microsoft.com/office/drawing/2016/5/14/chartex" xmlns:mc="http://schemas.openxmlformats.org/markup-compatibility/2006" xmlns:aink="http://schemas.microsoft.com/office/drawing/2016/ink" xmlns:am3d="http://schemas.microsoft.com/office/drawing/2017/model3d" xmlns:o="urn:schemas-microsoft-com:office:office" xmlns:oel="http://schemas.microsoft.com/office/2019/extlst" xmlns:r="http://schemas.openxmlformats.org/officeDocument/2006/relationships" xmlns:m="http://schemas.openxmlformats.org/officeDocument/2006/math" xmlns:v="urn:schemas-microsoft-com:vml" xmlns:wp14="http://schemas.microsoft.com/office/word/2010/wordprocessingDrawing" xmlns:wp="http://schemas.openxmlformats.org/drawingml/2006/wordprocessingDrawing" xmlns:w10="urn:schemas-microsoft-com:office:word" xmlns:w="http://schemas.openxmlformats.org/wordprocessingml/2006/main" xmlns:w14="http://schemas.microsoft.com/office/word/2010/wordml" xmlns:w15="http://schemas.microsoft.com/office/word/2012/wordml" xmlns:w16cex="http://schemas.microsoft.com/office/word/2018/wordml/cex" xmlns:w16cid="http://schemas.microsoft.com/office/word/2016/wordml/cid" xmlns:w16="http://schemas.microsoft.com/office/word/2018/wordml" xmlns:w16du="http://schemas.microsoft.com/office/word/2023/wordml/word16du" xmlns:w16sdtdh="http://schemas.microsoft.com/office/word/2020/wordml/sdtdatahash" xmlns:w16sdtfl="http://schemas.microsoft.com/office/word/2024/wordml/sdtformatlock" xmlns:w16se="http://schemas.microsoft.com/office/word/2015/wordml/symex" xmlns:wpg="http://schemas.microsoft.com/office/word/2010/wordprocessingGroup" xmlns:wpi="http://schemas.microsoft.com/office/word/2010/wordprocessingInk" xmlns:wne="http://schemas.microsoft.com/office/word/2006/wordml" xmlns:wps="http://schemas.microsoft.com/office/word/2010/wordprocessingShape" mc:Ignorable="w14 w15 w16se w16cid w16 w16cex w16sdtdh w16sdtfl w16du wp14">
+  <w:sdt>
+    <w:sdtPr>
+      <w:id w:val="-1812940849"/>
+      <w:docPartObj>
+        <w:docPartGallery w:val="Page Numbers (Bottom of Page)"/>
+        <w:docPartUnique/>
+      </w:docPartObj>
+    </w:sdtPr>
+    <w:sdtEndPr>
+      <w:rPr>
+        <w:noProof/>
+      </w:rPr>
+    </w:sdtEndPr>
+    <w:sdtContent>
+      <w:p>
+        <w:pPr>
+          <w:pStyle w:val="Footer"/>
+          <w:jc w:val="right"/>
+        </w:pPr>
+        <w:r>
+          <w:fldChar w:fldCharType="begin"/>
+        </w:r>
+        <w:r>
+          <w:instrText xml:space="preserve"> PAGE   \* MERGEFORMAT </w:instrText>
+        </w:r>
+        <w:r>
+          <w:fldChar w:fldCharType="separate"/>
+        </w:r>
+        <w:r>
+          <w:rPr>
+            <w:noProof/>
+          </w:rPr>
+          <w:t>2</w:t>
+        </w:r>
+        <w:r>
+          <w:rPr>
+            <w:noProof/>
+          </w:rPr>
+          <w:fldChar w:fldCharType="end"/>
+        </w:r>
+      </w:p>
+    </w:sdtContent>
+  </w:sdt>
+  <w:p>
+    <w:pPr>
+      <w:pStyle w:val="Footer"/>
+    </w:pPr>
+  </w:p>
+</w:ftr>
+</file>
+
 <file path=word/footnotes.xml><?xml version="1.0" encoding="utf-8"?>
 <w:footnotes xmlns:wpc="http://schemas.microsoft.com/office/word/2010/wordprocessingCanvas" xmlns:cx="http://schemas.microsoft.com/office/drawing/2014/chartex" xmlns:cx1="http://schemas.microsoft.com/office/drawing/2015/9/8/chartex" xmlns:cx2="http://schemas.microsoft.com/office/drawing/2015/10/21/chartex" xmlns:cx3="http://schemas.microsoft.com/office/drawing/2016/5/9/chartex" xmlns:cx4="http://schemas.microsoft.com/office/drawing/2016/5/10/chartex" xmlns:cx5="http://schemas.microsoft.com/office/drawing/2016/5/11/chartex" xmlns:cx6="http://schemas.microsoft.com/office/drawing/2016/5/12/chartex" xmlns:cx7="http://schemas.microsoft.com/office/drawing/2016/5/13/chartex" xmlns:cx8="http://schemas.microsoft.com/office/drawing/2016/5/14/chartex" xmlns:mc="http://schemas.openxmlformats.org/markup-compatibility/2006" xmlns:aink="http://schemas.microsoft.com/office/drawing/2016/ink" xmlns:am3d="http://schemas.microsoft.com/office/drawing/2017/model3d" xmlns:o="urn:schemas-microsoft-com:office:office" xmlns:oel="http://schemas.microsoft.com/office/2019/extlst" xmlns:r="http://schemas.openxmlformats.org/officeDocument/2006/relationships" xmlns:m="http://schemas.openxmlformats.org/officeDocument/2006/math" xmlns:v="urn:schemas-microsoft-com:vml" xmlns:wp14="http://schemas.microsoft.com/office/word/2010/wordprocessingDrawing" xmlns:wp="http://schemas.openxmlformats.org/drawingml/2006/wordprocessingDrawing" xmlns:w10="urn:schemas-microsoft-com:office:word" xmlns:w="http://schemas.openxmlformats.org/wordprocessingml/2006/main" xmlns:w14="http://schemas.microsoft.com/office/word/2010/wordml" xmlns:w15="http://schemas.microsoft.com/office/word/2012/wordml" xmlns:w16cex="http://schemas.microsoft.com/office/word/2018/wordml/cex" xmlns:w16cid="http://schemas.microsoft.com/office/word/2016/wordml/cid" xmlns:w16="http://schemas.microsoft.com/office/word/2018/wordml" xmlns:w16du="http://schemas.microsoft.com/office/word/2023/wordml/word16du" xmlns:w16sdtdh="http://schemas.microsoft.com/office/word/2020/wordml/sdtdatahash" xmlns:w16sdtfl="http://schemas.microsoft.com/office/word/2024/wordml/sdtformatlock" xmlns:w16se="http://schemas.microsoft.com/office/word/2015/wordml/symex" xmlns:wpg="http://schemas.microsoft.com/office/word/2010/wordprocessingGroup" xmlns:wpi="http://schemas.microsoft.com/office/word/2010/wordprocessingInk" xmlns:wne="http://schemas.microsoft.com/office/word/2006/wordml" xmlns:wps="http://schemas.microsoft.com/office/word/2010/wordprocessingShape" mc:Ignorable="w14 w15 w16se w16cid w16 w16cex w16sdtdh w16sdtfl w16du wp14">
   <w:footnote w:type="separator" w:id="-1">
@@ -6666,6 +6780,16 @@
 </file>
 
 <file path=word/header1.xml><?xml version="1.0" encoding="utf-8"?>
+<w:hdr xmlns:wpc="http://schemas.microsoft.com/office/word/2010/wordprocessingCanvas" xmlns:cx="http://schemas.microsoft.com/office/drawing/2014/chartex" xmlns:cx1="http://schemas.microsoft.com/office/drawing/2015/9/8/chartex" xmlns:cx2="http://schemas.microsoft.com/office/drawing/2015/10/21/chartex" xmlns:cx3="http://schemas.microsoft.com/office/drawing/2016/5/9/chartex" xmlns:cx4="http://schemas.microsoft.com/office/drawing/2016/5/10/chartex" xmlns:cx5="http://schemas.microsoft.com/office/drawing/2016/5/11/chartex" xmlns:cx6="http://schemas.microsoft.com/office/drawing/2016/5/12/chartex" xmlns:cx7="http://schemas.microsoft.com/office/drawing/2016/5/13/chartex" xmlns:cx8="http://schemas.microsoft.com/office/drawing/2016/5/14/chartex" xmlns:mc="http://schemas.openxmlformats.org/markup-compatibility/2006" xmlns:aink="http://schemas.microsoft.com/office/drawing/2016/ink" xmlns:am3d="http://schemas.microsoft.com/office/drawing/2017/model3d" xmlns:o="urn:schemas-microsoft-com:office:office" xmlns:oel="http://schemas.microsoft.com/office/2019/extlst" xmlns:r="http://schemas.openxmlformats.org/officeDocument/2006/relationships" xmlns:m="http://schemas.openxmlformats.org/officeDocument/2006/math" xmlns:v="urn:schemas-microsoft-com:vml" xmlns:wp14="http://schemas.microsoft.com/office/word/2010/wordprocessingDrawing" xmlns:wp="http://schemas.openxmlformats.org/drawingml/2006/wordprocessingDrawing" xmlns:w10="urn:schemas-microsoft-com:office:word" xmlns:w="http://schemas.openxmlformats.org/wordprocessingml/2006/main" xmlns:w14="http://schemas.microsoft.com/office/word/2010/wordml" xmlns:w15="http://schemas.microsoft.com/office/word/2012/wordml" xmlns:w16cex="http://schemas.microsoft.com/office/word/2018/wordml/cex" xmlns:w16cid="http://schemas.microsoft.com/office/word/2016/wordml/cid" xmlns:w16="http://schemas.microsoft.com/office/word/2018/wordml" xmlns:w16du="http://schemas.microsoft.com/office/word/2023/wordml/word16du" xmlns:w16sdtdh="http://schemas.microsoft.com/office/word/2020/wordml/sdtdatahash" xmlns:w16sdtfl="http://schemas.microsoft.com/office/word/2024/wordml/sdtformatlock" xmlns:w16se="http://schemas.microsoft.com/office/word/2015/wordml/symex" xmlns:wpg="http://schemas.microsoft.com/office/word/2010/wordprocessingGroup" xmlns:wpi="http://schemas.microsoft.com/office/word/2010/wordprocessingInk" xmlns:wne="http://schemas.microsoft.com/office/word/2006/wordml" xmlns:wps="http://schemas.microsoft.com/office/word/2010/wordprocessingShape" mc:Ignorable="w14 w15 w16se w16cid w16 w16cex w16sdtdh w16sdtfl w16du wp14">
+  <w:p>
+    <w:pPr>
+      <w:pStyle w:val="Header"/>
+    </w:pPr>
+  </w:p>
+</w:hdr>
+</file>
+
+<file path=word/header2.xml><?xml version="1.0" encoding="utf-8"?>
 <w:hdr xmlns:wpc="http://schemas.microsoft.com/office/word/2010/wordprocessingCanvas" xmlns:cx="http://schemas.microsoft.com/office/drawing/2014/chartex" xmlns:cx1="http://schemas.microsoft.com/office/drawing/2015/9/8/chartex" xmlns:cx2="http://schemas.microsoft.com/office/drawing/2015/10/21/chartex" xmlns:cx3="http://schemas.microsoft.com/office/drawing/2016/5/9/chartex" xmlns:cx4="http://schemas.microsoft.com/office/drawing/2016/5/10/chartex" xmlns:cx5="http://schemas.microsoft.com/office/drawing/2016/5/11/chartex" xmlns:cx6="http://schemas.microsoft.com/office/drawing/2016/5/12/chartex" xmlns:cx7="http://schemas.microsoft.com/office/drawing/2016/5/13/chartex" xmlns:cx8="http://schemas.microsoft.com/office/drawing/2016/5/14/chartex" xmlns:mc="http://schemas.openxmlformats.org/markup-compatibility/2006" xmlns:aink="http://schemas.microsoft.com/office/drawing/2016/ink" xmlns:am3d="http://schemas.microsoft.com/office/drawing/2017/model3d" xmlns:o="urn:schemas-microsoft-com:office:office" xmlns:oel="http://schemas.microsoft.com/office/2019/extlst" xmlns:r="http://schemas.openxmlformats.org/officeDocument/2006/relationships" xmlns:m="http://schemas.openxmlformats.org/officeDocument/2006/math" xmlns:v="urn:schemas-microsoft-com:vml" xmlns:wp14="http://schemas.microsoft.com/office/word/2010/wordprocessingDrawing" xmlns:wp="http://schemas.openxmlformats.org/drawingml/2006/wordprocessingDrawing" xmlns:w10="urn:schemas-microsoft-com:office:word" xmlns:w="http://schemas.openxmlformats.org/wordprocessingml/2006/main" xmlns:w14="http://schemas.microsoft.com/office/word/2010/wordml" xmlns:w15="http://schemas.microsoft.com/office/word/2012/wordml" xmlns:w16cex="http://schemas.microsoft.com/office/word/2018/wordml/cex" xmlns:w16cid="http://schemas.microsoft.com/office/word/2016/wordml/cid" xmlns:w16="http://schemas.microsoft.com/office/word/2018/wordml" xmlns:w16du="http://schemas.microsoft.com/office/word/2023/wordml/word16du" xmlns:w16sdtdh="http://schemas.microsoft.com/office/word/2020/wordml/sdtdatahash" xmlns:w16sdtfl="http://schemas.microsoft.com/office/word/2024/wordml/sdtformatlock" xmlns:w16se="http://schemas.microsoft.com/office/word/2015/wordml/symex" xmlns:wpg="http://schemas.microsoft.com/office/word/2010/wordprocessingGroup" xmlns:wpi="http://schemas.microsoft.com/office/word/2010/wordprocessingInk" xmlns:wne="http://schemas.microsoft.com/office/word/2006/wordml" xmlns:wps="http://schemas.microsoft.com/office/word/2010/wordprocessingShape" mc:Ignorable="w14 w15 w16se w16cid w16 w16cex w16sdtdh w16sdtfl w16du wp14">
   <w:p>
     <w:pPr>
@@ -6687,7 +6811,7 @@
           <wp:extent cx="6848475" cy="6848475"/>
           <wp:effectExtent l="0" t="0" r="9525" b="9525"/>
           <wp:wrapNone/>
-          <wp:docPr id="1214830938" name="Picture 17"/>
+          <wp:docPr id="701469566" name="Picture 17"/>
           <wp:cNvGraphicFramePr>
             <a:graphicFrameLocks xmlns:a="http://schemas.openxmlformats.org/drawingml/2006/main" noChangeAspect="1"/>
           </wp:cNvGraphicFramePr>
@@ -6738,6 +6862,16 @@
         </wp:anchor>
       </w:drawing>
     </w:r>
+  </w:p>
+</w:hdr>
+</file>
+
+<file path=word/header3.xml><?xml version="1.0" encoding="utf-8"?>
+<w:hdr xmlns:wpc="http://schemas.microsoft.com/office/word/2010/wordprocessingCanvas" xmlns:cx="http://schemas.microsoft.com/office/drawing/2014/chartex" xmlns:cx1="http://schemas.microsoft.com/office/drawing/2015/9/8/chartex" xmlns:cx2="http://schemas.microsoft.com/office/drawing/2015/10/21/chartex" xmlns:cx3="http://schemas.microsoft.com/office/drawing/2016/5/9/chartex" xmlns:cx4="http://schemas.microsoft.com/office/drawing/2016/5/10/chartex" xmlns:cx5="http://schemas.microsoft.com/office/drawing/2016/5/11/chartex" xmlns:cx6="http://schemas.microsoft.com/office/drawing/2016/5/12/chartex" xmlns:cx7="http://schemas.microsoft.com/office/drawing/2016/5/13/chartex" xmlns:cx8="http://schemas.microsoft.com/office/drawing/2016/5/14/chartex" xmlns:mc="http://schemas.openxmlformats.org/markup-compatibility/2006" xmlns:aink="http://schemas.microsoft.com/office/drawing/2016/ink" xmlns:am3d="http://schemas.microsoft.com/office/drawing/2017/model3d" xmlns:o="urn:schemas-microsoft-com:office:office" xmlns:oel="http://schemas.microsoft.com/office/2019/extlst" xmlns:r="http://schemas.openxmlformats.org/officeDocument/2006/relationships" xmlns:m="http://schemas.openxmlformats.org/officeDocument/2006/math" xmlns:v="urn:schemas-microsoft-com:vml" xmlns:wp14="http://schemas.microsoft.com/office/word/2010/wordprocessingDrawing" xmlns:wp="http://schemas.openxmlformats.org/drawingml/2006/wordprocessingDrawing" xmlns:w10="urn:schemas-microsoft-com:office:word" xmlns:w="http://schemas.openxmlformats.org/wordprocessingml/2006/main" xmlns:w14="http://schemas.microsoft.com/office/word/2010/wordml" xmlns:w15="http://schemas.microsoft.com/office/word/2012/wordml" xmlns:w16cex="http://schemas.microsoft.com/office/word/2018/wordml/cex" xmlns:w16cid="http://schemas.microsoft.com/office/word/2016/wordml/cid" xmlns:w16="http://schemas.microsoft.com/office/word/2018/wordml" xmlns:w16du="http://schemas.microsoft.com/office/word/2023/wordml/word16du" xmlns:w16sdtdh="http://schemas.microsoft.com/office/word/2020/wordml/sdtdatahash" xmlns:w16sdtfl="http://schemas.microsoft.com/office/word/2024/wordml/sdtformatlock" xmlns:w16se="http://schemas.microsoft.com/office/word/2015/wordml/symex" xmlns:wpg="http://schemas.microsoft.com/office/word/2010/wordprocessingGroup" xmlns:wpi="http://schemas.microsoft.com/office/word/2010/wordprocessingInk" xmlns:wne="http://schemas.microsoft.com/office/word/2006/wordml" xmlns:wps="http://schemas.microsoft.com/office/word/2010/wordprocessingShape" mc:Ignorable="w14 w15 w16se w16cid w16 w16cex w16sdtdh w16sdtfl w16du wp14">
+  <w:p>
+    <w:pPr>
+      <w:pStyle w:val="Header"/>
+    </w:pPr>
   </w:p>
 </w:hdr>
 </file>
